--- a/00-首页/题组Word/综合模拟卷/综合模拟卷IV-学生版.docx
+++ b/00-首页/题组Word/综合模拟卷/综合模拟卷IV-学生版.docx
@@ -234,27 +234,59 @@
               <w:pStyle w:val="Compact"/>
               <w:jc w:val="center"/>
             </w:pPr>
+            <m:oMath>
+              <m:sSub>
+                <m:e>
+                  <m:r>
+                    <m:rPr>
+                      <m:sty m:val="p"/>
+                    </m:rPr>
+                    <m:t>Δ</m:t>
+                  </m:r>
+                </m:e>
+                <m:sub>
+                  <m:r>
+                    <m:rPr>
+                      <m:sty m:val="p"/>
+                    </m:rPr>
+                    <m:t>r</m:t>
+                  </m:r>
+                </m:sub>
+              </m:sSub>
+              <m:sSubSup>
+                <m:e>
+                  <m:r>
+                    <m:t>H</m:t>
+                  </m:r>
+                </m:e>
+                <m:sub>
+                  <m:r>
+                    <m:rPr>
+                      <m:sty m:val="p"/>
+                    </m:rPr>
+                    <m:t>m</m:t>
+                  </m:r>
+                </m:sub>
+                <m:sup>
+                  <m:r>
+                    <m:t>θ</m:t>
+                  </m:r>
+                </m:sup>
+              </m:sSubSup>
+            </m:oMath>
             <w:r>
               <w:rPr>
                 <w:rFonts w:ascii="Times New Roman" w:hAnsi="Times New Roman" w:eastAsia="Times New Roman" w:cs="Times New Roman"/>
                 <w:b/>
               </w:rPr>
-              <w:t>ΔrH^θ</w:t>
+              <w:t xml:space="preserve"> </w:t>
             </w:r>
             <w:r>
               <w:rPr>
                 <w:rFonts w:ascii="Times New Roman" w:hAnsi="Times New Roman" w:eastAsia="Times New Roman" w:cs="Times New Roman"/>
                 <w:b/>
-                <w:vertAlign w:val="subscript"/>
-              </w:rPr>
-              <w:t>m</w:t>
-            </w:r>
-            <w:r>
-              <w:rPr>
-                <w:rFonts w:ascii="Times New Roman" w:hAnsi="Times New Roman" w:eastAsia="Times New Roman" w:cs="Times New Roman"/>
-                <w:b/>
-              </w:rPr>
-              <w:t xml:space="preserve"> / kJ·mol</w:t>
+              </w:rPr>
+              <w:t>/ kJ·mol</w:t>
             </w:r>
             <w:r>
               <w:rPr>
@@ -1642,24 +1674,57 @@
               <w:pStyle w:val="Compact"/>
               <w:jc w:val="center"/>
             </w:pPr>
-            <w:r>
-              <w:rPr>
-                <w:rFonts w:ascii="Times New Roman" w:hAnsi="Times New Roman" w:eastAsia="Times New Roman" w:cs="Times New Roman"/>
-              </w:rPr>
-              <w:t>ΔfH^θ</w:t>
-            </w:r>
-            <w:r>
-              <w:rPr>
-                <w:rFonts w:ascii="Times New Roman" w:hAnsi="Times New Roman" w:eastAsia="Times New Roman" w:cs="Times New Roman"/>
-                <w:vertAlign w:val="subscript"/>
-              </w:rPr>
-              <w:t>m</w:t>
-            </w:r>
-            <w:r>
-              <w:rPr>
-                <w:rFonts w:ascii="Times New Roman" w:hAnsi="Times New Roman" w:eastAsia="Times New Roman" w:cs="Times New Roman"/>
-              </w:rPr>
-              <w:t xml:space="preserve"> / kJ·mol</w:t>
+            <m:oMath>
+              <m:sSub>
+                <m:e>
+                  <m:r>
+                    <m:rPr>
+                      <m:sty m:val="p"/>
+                    </m:rPr>
+                    <m:t>Δ</m:t>
+                  </m:r>
+                </m:e>
+                <m:sub>
+                  <m:r>
+                    <m:rPr>
+                      <m:sty m:val="p"/>
+                    </m:rPr>
+                    <m:t>f</m:t>
+                  </m:r>
+                </m:sub>
+              </m:sSub>
+              <m:sSubSup>
+                <m:e>
+                  <m:r>
+                    <m:t>H</m:t>
+                  </m:r>
+                </m:e>
+                <m:sub>
+                  <m:r>
+                    <m:rPr>
+                      <m:sty m:val="p"/>
+                    </m:rPr>
+                    <m:t>m</m:t>
+                  </m:r>
+                </m:sub>
+                <m:sup>
+                  <m:r>
+                    <m:t>θ</m:t>
+                  </m:r>
+                </m:sup>
+              </m:sSubSup>
+            </m:oMath>
+            <w:r>
+              <w:rPr>
+                <w:rFonts w:ascii="Times New Roman" w:hAnsi="Times New Roman" w:eastAsia="Times New Roman" w:cs="Times New Roman"/>
+              </w:rPr>
+              <w:t xml:space="preserve"> </w:t>
+            </w:r>
+            <w:r>
+              <w:rPr>
+                <w:rFonts w:ascii="Times New Roman" w:hAnsi="Times New Roman" w:eastAsia="Times New Roman" w:cs="Times New Roman"/>
+              </w:rPr>
+              <w:t>/ kJ·mol</w:t>
             </w:r>
             <w:r>
               <w:rPr>
@@ -1814,11 +1879,31 @@
               <w:pStyle w:val="Compact"/>
               <w:jc w:val="center"/>
             </w:pPr>
-            <w:r>
-              <w:rPr>
-                <w:rFonts w:ascii="Times New Roman" w:hAnsi="Times New Roman" w:eastAsia="Times New Roman" w:cs="Times New Roman"/>
-              </w:rPr>
-              <w:t>S^θ / J·K</w:t>
+            <m:oMath>
+              <m:sSup>
+                <m:e>
+                  <m:r>
+                    <m:t>S</m:t>
+                  </m:r>
+                </m:e>
+                <m:sup>
+                  <m:r>
+                    <m:t>θ</m:t>
+                  </m:r>
+                </m:sup>
+              </m:sSup>
+            </m:oMath>
+            <w:r>
+              <w:rPr>
+                <w:rFonts w:ascii="Times New Roman" w:hAnsi="Times New Roman" w:eastAsia="Times New Roman" w:cs="Times New Roman"/>
+              </w:rPr>
+              <w:t xml:space="preserve"> </w:t>
+            </w:r>
+            <w:r>
+              <w:rPr>
+                <w:rFonts w:ascii="Times New Roman" w:hAnsi="Times New Roman" w:eastAsia="Times New Roman" w:cs="Times New Roman"/>
+              </w:rPr>
+              <w:t>/ J·K</w:t>
             </w:r>
             <w:r>
               <w:rPr>
@@ -1996,7 +2081,8 @@
     <w:tbl>
       <w:tblPr>
         <w:tblStyle w:val="Table"/>
-        <w:tblW w:type="auto" w:w="0"/>
+        <w:tblW w:type="pct" w:w="5000"/>
+        <w:tblLayout w:type="fixed"/>
         <w:tblLook w:firstRow="1" w:lastRow="0" w:firstColumn="0" w:lastColumn="0" w:noHBand="0" w:noVBand="0" w:val="0020"/>
       </w:tblPr>
       <w:tblGrid>
@@ -2063,11 +2149,43 @@
               <w:pStyle w:val="Compact"/>
               <w:jc w:val="center"/>
             </w:pPr>
-            <w:r>
-              <w:rPr>
-                <w:rFonts w:ascii="Times New Roman" w:hAnsi="Times New Roman" w:eastAsia="Times New Roman" w:cs="Times New Roman"/>
-              </w:rPr>
-              <w:t xml:space="preserve">ΔrH^θ </w:t>
+            <m:oMath>
+              <m:sSub>
+                <m:e>
+                  <m:r>
+                    <m:rPr>
+                      <m:sty m:val="p"/>
+                    </m:rPr>
+                    <m:t>Δ</m:t>
+                  </m:r>
+                </m:e>
+                <m:sub>
+                  <m:r>
+                    <m:rPr>
+                      <m:sty m:val="p"/>
+                    </m:rPr>
+                    <m:t>r</m:t>
+                  </m:r>
+                </m:sub>
+              </m:sSub>
+              <m:sSup>
+                <m:e>
+                  <m:r>
+                    <m:t>H</m:t>
+                  </m:r>
+                </m:e>
+                <m:sup>
+                  <m:r>
+                    <m:t>θ</m:t>
+                  </m:r>
+                </m:sup>
+              </m:sSup>
+            </m:oMath>
+            <w:r>
+              <w:rPr>
+                <w:rFonts w:ascii="Times New Roman" w:hAnsi="Times New Roman" w:eastAsia="Times New Roman" w:cs="Times New Roman"/>
+              </w:rPr>
+              <w:t xml:space="preserve"> </w:t>
             </w:r>
             <w:r>
               <w:rPr>
@@ -2101,11 +2219,43 @@
               <w:pStyle w:val="Compact"/>
               <w:jc w:val="center"/>
             </w:pPr>
-            <w:r>
-              <w:rPr>
-                <w:rFonts w:ascii="Times New Roman" w:hAnsi="Times New Roman" w:eastAsia="Times New Roman" w:cs="Times New Roman"/>
-              </w:rPr>
-              <w:t xml:space="preserve">ΔrS^θ、ΔG = ΔH − TΔS </w:t>
+            <m:oMath>
+              <m:sSub>
+                <m:e>
+                  <m:r>
+                    <m:rPr>
+                      <m:sty m:val="p"/>
+                    </m:rPr>
+                    <m:t>Δ</m:t>
+                  </m:r>
+                </m:e>
+                <m:sub>
+                  <m:r>
+                    <m:rPr>
+                      <m:sty m:val="p"/>
+                    </m:rPr>
+                    <m:t>r</m:t>
+                  </m:r>
+                </m:sub>
+              </m:sSub>
+              <m:sSup>
+                <m:e>
+                  <m:r>
+                    <m:t>S</m:t>
+                  </m:r>
+                </m:e>
+                <m:sup>
+                  <m:r>
+                    <m:t>θ</m:t>
+                  </m:r>
+                </m:sup>
+              </m:sSup>
+            </m:oMath>
+            <w:r>
+              <w:rPr>
+                <w:rFonts w:ascii="Times New Roman" w:hAnsi="Times New Roman" w:eastAsia="Times New Roman" w:cs="Times New Roman"/>
+              </w:rPr>
+              <w:t xml:space="preserve">、ΔG = ΔH − TΔS </w:t>
             </w:r>
             <w:r>
               <w:rPr>
@@ -2425,58 +2575,127 @@
         <w:rPr>
           <w:rFonts w:ascii="Times New Roman" w:hAnsi="Times New Roman" w:eastAsia="Times New Roman" w:cs="Times New Roman"/>
         </w:rPr>
-        <w:t xml:space="preserve"> ΔfH</w:t>
-      </w:r>
-      <w:r>
-        <w:rPr>
-          <w:rFonts w:ascii="Times New Roman" w:hAnsi="Times New Roman" w:eastAsia="Times New Roman" w:cs="Times New Roman"/>
-        </w:rPr>
-        <w:t>θ</w:t>
-      </w:r>
-      <w:r>
-        <w:rPr>
-          <w:rFonts w:ascii="Times New Roman" w:hAnsi="Times New Roman" w:eastAsia="Times New Roman" w:cs="Times New Roman"/>
-          <w:vertAlign w:val="subscript"/>
-        </w:rPr>
-        <w:t>m</w:t>
-      </w:r>
-      <w:r>
-        <w:rPr>
-          <w:rFonts w:ascii="Times New Roman" w:hAnsi="Times New Roman" w:eastAsia="Times New Roman" w:cs="Times New Roman"/>
-        </w:rPr>
-        <w:t>、S</w:t>
-      </w:r>
-      <w:r>
-        <w:rPr>
-          <w:rFonts w:hint="eastAsia" w:ascii="Times New Roman" w:hAnsi="Times New Roman" w:eastAsia="Times New Roman" w:cs="Times New Roman"/>
-        </w:rPr>
-        <w:t>θ</w:t>
-      </w:r>
-      <w:r>
-        <w:rPr>
-          <w:rFonts w:hint="eastAsia" w:ascii="Times New Roman" w:hAnsi="Times New Roman" w:eastAsia="Times New Roman" w:cs="Times New Roman"/>
-          <w:vertAlign w:val="subscript"/>
-        </w:rPr>
-        <w:t>m</w:t>
-      </w:r>
-      <w:r>
-        <w:rPr>
-          <w:rFonts w:hint="eastAsia" w:ascii="Times New Roman" w:hAnsi="Times New Roman" w:eastAsia="Times New Roman" w:cs="Times New Roman"/>
-        </w:rPr>
-        <w:t>、ΔfG^θ</w:t>
-      </w:r>
-      <w:r>
-        <w:rPr>
-          <w:rFonts w:hint="eastAsia" w:ascii="Times New Roman" w:hAnsi="Times New Roman" w:eastAsia="Times New Roman" w:cs="Times New Roman"/>
-          <w:vertAlign w:val="subscript"/>
-        </w:rPr>
-        <w:t>m</w:t>
-      </w:r>
-      <w:r>
-        <w:rPr>
-          <w:rFonts w:hint="eastAsia" w:ascii="Times New Roman" w:hAnsi="Times New Roman" w:eastAsia="Times New Roman" w:cs="Times New Roman"/>
-        </w:rPr>
-        <w:t>）。</w:t>
+        <w:t xml:space="preserve"> </w:t>
+      </w:r>
+      <m:oMath>
+        <m:sSub>
+          <m:e>
+            <m:r>
+              <m:rPr>
+                <m:sty m:val="p"/>
+              </m:rPr>
+              <m:t>Δ</m:t>
+            </m:r>
+          </m:e>
+          <m:sub>
+            <m:r>
+              <m:rPr>
+                <m:sty m:val="p"/>
+              </m:rPr>
+              <m:t>f</m:t>
+            </m:r>
+          </m:sub>
+        </m:sSub>
+        <m:sSubSup>
+          <m:e>
+            <m:r>
+              <m:t>H</m:t>
+            </m:r>
+          </m:e>
+          <m:sub>
+            <m:r>
+              <m:rPr>
+                <m:sty m:val="p"/>
+              </m:rPr>
+              <m:t>m</m:t>
+            </m:r>
+          </m:sub>
+          <m:sup>
+            <m:r>
+              <m:t>θ</m:t>
+            </m:r>
+          </m:sup>
+        </m:sSubSup>
+      </m:oMath>
+      <w:r>
+        <w:rPr>
+          <w:rFonts w:ascii="Times New Roman" w:hAnsi="Times New Roman" w:eastAsia="Times New Roman" w:cs="Times New Roman"/>
+        </w:rPr>
+        <w:t xml:space="preserve">、</w:t>
+      </w:r>
+      <m:oMath>
+        <m:sSubSup>
+          <m:e>
+            <m:r>
+              <m:t>S</m:t>
+            </m:r>
+          </m:e>
+          <m:sub>
+            <m:r>
+              <m:rPr>
+                <m:sty m:val="p"/>
+              </m:rPr>
+              <m:t>m</m:t>
+            </m:r>
+          </m:sub>
+          <m:sup>
+            <m:r>
+              <m:t>θ</m:t>
+            </m:r>
+          </m:sup>
+        </m:sSubSup>
+      </m:oMath>
+      <w:r>
+        <w:rPr>
+          <w:rFonts w:ascii="Times New Roman" w:hAnsi="Times New Roman" w:eastAsia="Times New Roman" w:cs="Times New Roman"/>
+        </w:rPr>
+        <w:t xml:space="preserve">、</w:t>
+      </w:r>
+      <m:oMath>
+        <m:sSub>
+          <m:e>
+            <m:r>
+              <m:rPr>
+                <m:sty m:val="p"/>
+              </m:rPr>
+              <m:t>Δ</m:t>
+            </m:r>
+          </m:e>
+          <m:sub>
+            <m:r>
+              <m:rPr>
+                <m:sty m:val="p"/>
+              </m:rPr>
+              <m:t>f</m:t>
+            </m:r>
+          </m:sub>
+        </m:sSub>
+        <m:sSubSup>
+          <m:e>
+            <m:r>
+              <m:t>G</m:t>
+            </m:r>
+          </m:e>
+          <m:sub>
+            <m:r>
+              <m:rPr>
+                <m:sty m:val="p"/>
+              </m:rPr>
+              <m:t>m</m:t>
+            </m:r>
+          </m:sub>
+          <m:sup>
+            <m:r>
+              <m:t>θ</m:t>
+            </m:r>
+          </m:sup>
+        </m:sSubSup>
+      </m:oMath>
+      <w:r>
+        <w:rPr>
+          <w:rFonts w:hint="eastAsia" w:ascii="Times New Roman" w:hAnsi="Times New Roman" w:eastAsia="Times New Roman" w:cs="Times New Roman"/>
+        </w:rPr>
+        <w:t xml:space="preserve">）。</w:t>
       </w:r>
     </w:p>
     <w:p>
@@ -2774,58 +2993,145 @@
         <w:rPr>
           <w:rFonts w:ascii="Times New Roman" w:hAnsi="Times New Roman" w:eastAsia="Times New Roman" w:cs="Times New Roman"/>
         </w:rPr>
-        <w:t xml:space="preserve"> ΔrH</w:t>
-      </w:r>
-      <w:r>
-        <w:rPr>
-          <w:rFonts w:ascii="Times New Roman" w:hAnsi="Times New Roman" w:eastAsia="Times New Roman" w:cs="Times New Roman"/>
-        </w:rPr>
-        <w:t>θ</w:t>
-      </w:r>
-      <w:r>
-        <w:rPr>
-          <w:rFonts w:ascii="Times New Roman" w:hAnsi="Times New Roman" w:eastAsia="Times New Roman" w:cs="Times New Roman"/>
-          <w:vertAlign w:val="subscript"/>
-        </w:rPr>
-        <w:t>m</w:t>
-      </w:r>
-      <w:r>
-        <w:rPr>
-          <w:rFonts w:ascii="Times New Roman" w:hAnsi="Times New Roman" w:eastAsia="Times New Roman" w:cs="Times New Roman"/>
-        </w:rPr>
-        <w:t>、ΔrS</w:t>
-      </w:r>
-      <w:r>
-        <w:rPr>
-          <w:rFonts w:ascii="Times New Roman" w:hAnsi="Times New Roman" w:eastAsia="Times New Roman" w:cs="Times New Roman"/>
-        </w:rPr>
-        <w:t>θ</w:t>
-      </w:r>
-      <w:r>
-        <w:rPr>
-          <w:rFonts w:ascii="Times New Roman" w:hAnsi="Times New Roman" w:eastAsia="Times New Roman" w:cs="Times New Roman"/>
-          <w:vertAlign w:val="subscript"/>
-        </w:rPr>
-        <w:t>m</w:t>
-      </w:r>
-      <w:r>
-        <w:rPr>
-          <w:rFonts w:ascii="Times New Roman" w:hAnsi="Times New Roman" w:eastAsia="Times New Roman" w:cs="Times New Roman"/>
-        </w:rPr>
-        <w:t>、ΔrG^θ</w:t>
-      </w:r>
-      <w:r>
-        <w:rPr>
-          <w:rFonts w:ascii="Times New Roman" w:hAnsi="Times New Roman" w:eastAsia="Times New Roman" w:cs="Times New Roman"/>
-          <w:vertAlign w:val="subscript"/>
-        </w:rPr>
-        <w:t>m</w:t>
-      </w:r>
-      <w:r>
-        <w:rPr>
-          <w:rFonts w:ascii="Times New Roman" w:hAnsi="Times New Roman" w:eastAsia="Times New Roman" w:cs="Times New Roman"/>
-        </w:rPr>
-        <w:t>。</w:t>
+        <w:t xml:space="preserve"> </w:t>
+      </w:r>
+      <m:oMath>
+        <m:sSub>
+          <m:e>
+            <m:r>
+              <m:rPr>
+                <m:sty m:val="p"/>
+              </m:rPr>
+              <m:t>Δ</m:t>
+            </m:r>
+          </m:e>
+          <m:sub>
+            <m:r>
+              <m:rPr>
+                <m:sty m:val="p"/>
+              </m:rPr>
+              <m:t>r</m:t>
+            </m:r>
+          </m:sub>
+        </m:sSub>
+        <m:sSubSup>
+          <m:e>
+            <m:r>
+              <m:t>H</m:t>
+            </m:r>
+          </m:e>
+          <m:sub>
+            <m:r>
+              <m:rPr>
+                <m:sty m:val="p"/>
+              </m:rPr>
+              <m:t>m</m:t>
+            </m:r>
+          </m:sub>
+          <m:sup>
+            <m:r>
+              <m:t>θ</m:t>
+            </m:r>
+          </m:sup>
+        </m:sSubSup>
+      </m:oMath>
+      <w:r>
+        <w:rPr>
+          <w:rFonts w:ascii="Times New Roman" w:hAnsi="Times New Roman" w:eastAsia="Times New Roman" w:cs="Times New Roman"/>
+        </w:rPr>
+        <w:t xml:space="preserve">、</w:t>
+      </w:r>
+      <m:oMath>
+        <m:sSub>
+          <m:e>
+            <m:r>
+              <m:rPr>
+                <m:sty m:val="p"/>
+              </m:rPr>
+              <m:t>Δ</m:t>
+            </m:r>
+          </m:e>
+          <m:sub>
+            <m:r>
+              <m:rPr>
+                <m:sty m:val="p"/>
+              </m:rPr>
+              <m:t>r</m:t>
+            </m:r>
+          </m:sub>
+        </m:sSub>
+        <m:sSubSup>
+          <m:e>
+            <m:r>
+              <m:t>S</m:t>
+            </m:r>
+          </m:e>
+          <m:sub>
+            <m:r>
+              <m:rPr>
+                <m:sty m:val="p"/>
+              </m:rPr>
+              <m:t>m</m:t>
+            </m:r>
+          </m:sub>
+          <m:sup>
+            <m:r>
+              <m:t>θ</m:t>
+            </m:r>
+          </m:sup>
+        </m:sSubSup>
+      </m:oMath>
+      <w:r>
+        <w:rPr>
+          <w:rFonts w:ascii="Times New Roman" w:hAnsi="Times New Roman" w:eastAsia="Times New Roman" w:cs="Times New Roman"/>
+        </w:rPr>
+        <w:t xml:space="preserve">、</w:t>
+      </w:r>
+      <m:oMath>
+        <m:sSub>
+          <m:e>
+            <m:r>
+              <m:rPr>
+                <m:sty m:val="p"/>
+              </m:rPr>
+              <m:t>Δ</m:t>
+            </m:r>
+          </m:e>
+          <m:sub>
+            <m:r>
+              <m:rPr>
+                <m:sty m:val="p"/>
+              </m:rPr>
+              <m:t>r</m:t>
+            </m:r>
+          </m:sub>
+        </m:sSub>
+        <m:sSubSup>
+          <m:e>
+            <m:r>
+              <m:t>G</m:t>
+            </m:r>
+          </m:e>
+          <m:sub>
+            <m:r>
+              <m:rPr>
+                <m:sty m:val="p"/>
+              </m:rPr>
+              <m:t>m</m:t>
+            </m:r>
+          </m:sub>
+          <m:sup>
+            <m:r>
+              <m:t>θ</m:t>
+            </m:r>
+          </m:sup>
+        </m:sSubSup>
+      </m:oMath>
+      <w:r>
+        <w:rPr>
+          <w:rFonts w:ascii="Times New Roman" w:hAnsi="Times New Roman" w:eastAsia="Times New Roman" w:cs="Times New Roman"/>
+        </w:rPr>
+        <w:t xml:space="preserve">。</w:t>
       </w:r>
     </w:p>
     <w:p>
@@ -2846,24 +3152,51 @@
         </w:rPr>
         <w:t xml:space="preserve"> </w:t>
       </w:r>
-      <w:r>
-        <w:rPr>
-          <w:rFonts w:ascii="Times New Roman" w:hAnsi="Times New Roman" w:eastAsia="Times New Roman" w:cs="Times New Roman"/>
-        </w:rPr>
-        <w:t>ΔrG^θ</w:t>
-      </w:r>
-      <w:r>
-        <w:rPr>
-          <w:rFonts w:ascii="Times New Roman" w:hAnsi="Times New Roman" w:eastAsia="Times New Roman" w:cs="Times New Roman"/>
-          <w:vertAlign w:val="subscript"/>
-        </w:rPr>
-        <w:t>m</w:t>
-      </w:r>
-      <w:r>
-        <w:rPr>
-          <w:rFonts w:ascii="Times New Roman" w:hAnsi="Times New Roman" w:eastAsia="Times New Roman" w:cs="Times New Roman"/>
-        </w:rPr>
-        <w:t>(500 K)。</w:t>
+      <m:oMath>
+        <m:sSub>
+          <m:e>
+            <m:r>
+              <m:rPr>
+                <m:sty m:val="p"/>
+              </m:rPr>
+              <m:t>Δ</m:t>
+            </m:r>
+          </m:e>
+          <m:sub>
+            <m:r>
+              <m:rPr>
+                <m:sty m:val="p"/>
+              </m:rPr>
+              <m:t>r</m:t>
+            </m:r>
+          </m:sub>
+        </m:sSub>
+        <m:sSubSup>
+          <m:e>
+            <m:r>
+              <m:t>G</m:t>
+            </m:r>
+          </m:e>
+          <m:sub>
+            <m:r>
+              <m:rPr>
+                <m:sty m:val="p"/>
+              </m:rPr>
+              <m:t>m</m:t>
+            </m:r>
+          </m:sub>
+          <m:sup>
+            <m:r>
+              <m:t>θ</m:t>
+            </m:r>
+          </m:sup>
+        </m:sSubSup>
+      </m:oMath>
+      <w:r>
+        <w:rPr>
+          <w:rFonts w:ascii="Times New Roman" w:hAnsi="Times New Roman" w:eastAsia="Times New Roman" w:cs="Times New Roman"/>
+        </w:rPr>
+        <w:t xml:space="preserve">(500 K)。</w:t>
       </w:r>
     </w:p>
     <w:bookmarkEnd w:id="14"/>
@@ -2883,7 +3216,8 @@
     <w:tbl>
       <w:tblPr>
         <w:tblStyle w:val="Table"/>
-        <w:tblW w:type="auto" w:w="0"/>
+        <w:tblW w:type="pct" w:w="5000"/>
+        <w:tblLayout w:type="fixed"/>
         <w:tblLook w:firstRow="1" w:lastRow="0" w:firstColumn="0" w:lastColumn="0" w:noHBand="0" w:noVBand="0" w:val="0020"/>
       </w:tblPr>
       <w:tblGrid>
@@ -2950,12 +3284,82 @@
               <w:pStyle w:val="Compact"/>
               <w:jc w:val="center"/>
             </w:pPr>
-            <w:r>
-              <w:rPr>
-                <w:rFonts w:ascii="Times New Roman" w:hAnsi="Times New Roman" w:eastAsia="Times New Roman" w:cs="Times New Roman"/>
-              </w:rPr>
-              <w:t xml:space="preserve">ΔrH^θ = ΣνΔfH^θ</w:t>
-            </w:r>
+            <m:oMath>
+              <m:sSub>
+                <m:e>
+                  <m:r>
+                    <m:rPr>
+                      <m:sty m:val="p"/>
+                    </m:rPr>
+                    <m:t>Δ</m:t>
+                  </m:r>
+                </m:e>
+                <m:sub>
+                  <m:r>
+                    <m:rPr>
+                      <m:sty m:val="p"/>
+                    </m:rPr>
+                    <m:t>r</m:t>
+                  </m:r>
+                </m:sub>
+              </m:sSub>
+              <m:sSup>
+                <m:e>
+                  <m:r>
+                    <m:t>H</m:t>
+                  </m:r>
+                </m:e>
+                <m:sup>
+                  <m:r>
+                    <m:t>θ</m:t>
+                  </m:r>
+                </m:sup>
+              </m:sSup>
+            </m:oMath>
+            <w:r>
+              <w:rPr>
+                <w:rFonts w:ascii="Times New Roman" w:hAnsi="Times New Roman" w:eastAsia="Times New Roman" w:cs="Times New Roman"/>
+              </w:rPr>
+              <w:t xml:space="preserve"> </w:t>
+            </w:r>
+            <w:r>
+              <w:rPr>
+                <w:rFonts w:ascii="Times New Roman" w:hAnsi="Times New Roman" w:eastAsia="Times New Roman" w:cs="Times New Roman"/>
+              </w:rPr>
+              <w:t xml:space="preserve">= Σν</w:t>
+            </w:r>
+            <m:oMath>
+              <m:sSub>
+                <m:e>
+                  <m:r>
+                    <m:rPr>
+                      <m:sty m:val="p"/>
+                    </m:rPr>
+                    <m:t>Δ</m:t>
+                  </m:r>
+                </m:e>
+                <m:sub>
+                  <m:r>
+                    <m:rPr>
+                      <m:sty m:val="p"/>
+                    </m:rPr>
+                    <m:t>f</m:t>
+                  </m:r>
+                </m:sub>
+              </m:sSub>
+              <m:sSup>
+                <m:e>
+                  <m:r>
+                    <m:t>H</m:t>
+                  </m:r>
+                </m:e>
+                <m:sup>
+                  <m:r>
+                    <m:t>θ</m:t>
+                  </m:r>
+                </m:sup>
+              </m:sSup>
+            </m:oMath>
           </w:p>
         </w:tc>
       </w:tr>
@@ -2982,12 +3386,52 @@
               <w:pStyle w:val="Compact"/>
               <w:jc w:val="center"/>
             </w:pPr>
-            <w:r>
-              <w:rPr>
-                <w:rFonts w:ascii="Times New Roman" w:hAnsi="Times New Roman" w:eastAsia="Times New Roman" w:cs="Times New Roman"/>
-              </w:rPr>
-              <w:t xml:space="preserve">ΔS^θ = ΣνS^θ</w:t>
-            </w:r>
+            <m:oMath>
+              <m:r>
+                <m:rPr>
+                  <m:sty m:val="p"/>
+                </m:rPr>
+                <m:t>Δ</m:t>
+              </m:r>
+              <m:sSup>
+                <m:e>
+                  <m:r>
+                    <m:t>S</m:t>
+                  </m:r>
+                </m:e>
+                <m:sup>
+                  <m:r>
+                    <m:t>θ</m:t>
+                  </m:r>
+                </m:sup>
+              </m:sSup>
+            </m:oMath>
+            <w:r>
+              <w:rPr>
+                <w:rFonts w:ascii="Times New Roman" w:hAnsi="Times New Roman" w:eastAsia="Times New Roman" w:cs="Times New Roman"/>
+              </w:rPr>
+              <w:t xml:space="preserve"> </w:t>
+            </w:r>
+            <w:r>
+              <w:rPr>
+                <w:rFonts w:ascii="Times New Roman" w:hAnsi="Times New Roman" w:eastAsia="Times New Roman" w:cs="Times New Roman"/>
+              </w:rPr>
+              <w:t xml:space="preserve">= Σν</w:t>
+            </w:r>
+            <m:oMath>
+              <m:sSup>
+                <m:e>
+                  <m:r>
+                    <m:t>S</m:t>
+                  </m:r>
+                </m:e>
+                <m:sup>
+                  <m:r>
+                    <m:t>θ</m:t>
+                  </m:r>
+                </m:sup>
+              </m:sSup>
+            </m:oMath>
           </w:p>
         </w:tc>
       </w:tr>
@@ -3020,25 +3464,81 @@
               <w:pStyle w:val="Compact"/>
               <w:jc w:val="center"/>
             </w:pPr>
-            <w:r>
-              <w:rPr>
-                <w:rFonts w:ascii="Times New Roman" w:hAnsi="Times New Roman" w:eastAsia="Times New Roman" w:cs="Times New Roman"/>
-              </w:rPr>
-              <w:t xml:space="preserve">ΔG</w:t>
-            </w:r>
-            <w:r>
-              <w:rPr>
-                <w:rFonts w:ascii="Times New Roman" w:hAnsi="Times New Roman" w:eastAsia="Times New Roman" w:cs="Times New Roman"/>
-                <w:vertAlign w:val="superscript"/>
-              </w:rPr>
-              <w:t xml:space="preserve">θ=ΔH</w:t>
-            </w:r>
-            <w:r>
-              <w:rPr>
-                <w:rFonts w:ascii="Times New Roman" w:hAnsi="Times New Roman" w:eastAsia="Times New Roman" w:cs="Times New Roman"/>
-              </w:rPr>
-              <w:t xml:space="preserve">θ−TΔS^θ</w:t>
-            </w:r>
+            <m:oMath>
+              <m:r>
+                <m:rPr>
+                  <m:sty m:val="p"/>
+                </m:rPr>
+                <m:t>Δ</m:t>
+              </m:r>
+              <m:sSup>
+                <m:e>
+                  <m:r>
+                    <m:t>G</m:t>
+                  </m:r>
+                </m:e>
+                <m:sup>
+                  <m:r>
+                    <m:t>θ</m:t>
+                  </m:r>
+                </m:sup>
+              </m:sSup>
+            </m:oMath>
+            <w:r>
+              <w:rPr>
+                <w:rFonts w:ascii="Times New Roman" w:hAnsi="Times New Roman" w:eastAsia="Times New Roman" w:cs="Times New Roman"/>
+              </w:rPr>
+              <w:t xml:space="preserve">=</w:t>
+            </w:r>
+            <m:oMath>
+              <m:r>
+                <m:rPr>
+                  <m:sty m:val="p"/>
+                </m:rPr>
+                <m:t>Δ</m:t>
+              </m:r>
+              <m:sSup>
+                <m:e>
+                  <m:r>
+                    <m:t>H</m:t>
+                  </m:r>
+                </m:e>
+                <m:sup>
+                  <m:r>
+                    <m:t>θ</m:t>
+                  </m:r>
+                </m:sup>
+              </m:sSup>
+            </m:oMath>
+            <w:r>
+              <w:rPr>
+                <w:rFonts w:ascii="Times New Roman" w:hAnsi="Times New Roman" w:eastAsia="Times New Roman" w:cs="Times New Roman"/>
+              </w:rPr>
+              <w:t xml:space="preserve">−</w:t>
+            </w:r>
+            <m:oMath>
+              <m:r>
+                <m:t>T</m:t>
+              </m:r>
+              <m:r>
+                <m:rPr>
+                  <m:sty m:val="p"/>
+                </m:rPr>
+                <m:t>Δ</m:t>
+              </m:r>
+              <m:sSup>
+                <m:e>
+                  <m:r>
+                    <m:t>S</m:t>
+                  </m:r>
+                </m:e>
+                <m:sup>
+                  <m:r>
+                    <m:t>θ</m:t>
+                  </m:r>
+                </m:sup>
+              </m:sSup>
+            </m:oMath>
           </w:p>
         </w:tc>
       </w:tr>
@@ -16081,32 +16581,40 @@
         </w:rPr>
         <w:t xml:space="preserve"> </w:t>
       </w:r>
-      <w:r>
-        <w:rPr>
-          <w:rFonts w:hint="eastAsia" w:ascii="Times New Roman" w:hAnsi="Times New Roman" w:eastAsia="Times New Roman" w:cs="Times New Roman"/>
-        </w:rPr>
-        <w:t>E</w:t>
-      </w:r>
-      <w:r>
-        <w:rPr>
-          <w:rFonts w:hint="eastAsia" w:ascii="Times New Roman" w:hAnsi="Times New Roman" w:eastAsia="Times New Roman" w:cs="Times New Roman"/>
-          <w:vertAlign w:val="subscript"/>
-        </w:rPr>
-        <w:t>1</w:t>
-      </w:r>
-      <w:r>
-        <w:rPr>
-          <w:rFonts w:hint="eastAsia" w:ascii="Times New Roman" w:hAnsi="Times New Roman" w:eastAsia="Times New Roman" w:cs="Times New Roman"/>
-        </w:rPr>
-        <w:t>；E</w:t>
-      </w:r>
-      <w:r>
-        <w:rPr>
-          <w:rFonts w:hint="eastAsia" w:ascii="Times New Roman" w:hAnsi="Times New Roman" w:eastAsia="Times New Roman" w:cs="Times New Roman"/>
-          <w:vertAlign w:val="subscript"/>
-        </w:rPr>
-        <w:t>1</w:t>
-      </w:r>
+      <m:oMath>
+        <m:sSub>
+          <m:e>
+            <m:r>
+              <m:t>E</m:t>
+            </m:r>
+          </m:e>
+          <m:sub>
+            <m:r>
+              <m:t>1</m:t>
+            </m:r>
+          </m:sub>
+        </m:sSub>
+      </m:oMath>
+      <w:r>
+        <w:rPr>
+          <w:rFonts w:hint="eastAsia" w:ascii="Times New Roman" w:hAnsi="Times New Roman" w:eastAsia="Times New Roman" w:cs="Times New Roman"/>
+        </w:rPr>
+        <w:t xml:space="preserve">；</w:t>
+      </w:r>
+      <m:oMath>
+        <m:sSub>
+          <m:e>
+            <m:r>
+              <m:t>E</m:t>
+            </m:r>
+          </m:e>
+          <m:sub>
+            <m:r>
+              <m:t>1</m:t>
+            </m:r>
+          </m:sub>
+        </m:sSub>
+      </m:oMath>
       <w:r>
         <w:rPr>
           <w:rFonts w:ascii="Times New Roman" w:hAnsi="Times New Roman" w:eastAsia="Times New Roman" w:cs="Times New Roman"/>
@@ -16123,28 +16631,42 @@
         <w:rPr>
           <w:rFonts w:ascii="Times New Roman" w:hAnsi="Times New Roman" w:eastAsia="Times New Roman" w:cs="Times New Roman"/>
         </w:rPr>
-        <w:t xml:space="preserve"> E</w:t>
-      </w:r>
-      <w:r>
-        <w:rPr>
-          <w:rFonts w:ascii="Times New Roman" w:hAnsi="Times New Roman" w:eastAsia="Times New Roman" w:cs="Times New Roman"/>
-          <w:vertAlign w:val="subscript"/>
-        </w:rPr>
-        <w:t>2</w:t>
-      </w:r>
-      <w:r>
-        <w:rPr>
-          <w:rFonts w:ascii="Times New Roman" w:hAnsi="Times New Roman" w:eastAsia="Times New Roman" w:cs="Times New Roman"/>
-        </w:rPr>
-        <w:t>。E</w:t>
-      </w:r>
-      <w:r>
-        <w:rPr>
-          <w:rFonts w:ascii="Times New Roman" w:hAnsi="Times New Roman" w:eastAsia="Times New Roman" w:cs="Times New Roman"/>
-          <w:vertAlign w:val="subscript"/>
-        </w:rPr>
-        <w:t>1</w:t>
-      </w:r>
+        <w:t xml:space="preserve"> </w:t>
+      </w:r>
+      <m:oMath>
+        <m:sSub>
+          <m:e>
+            <m:r>
+              <m:t>E</m:t>
+            </m:r>
+          </m:e>
+          <m:sub>
+            <m:r>
+              <m:t>2</m:t>
+            </m:r>
+          </m:sub>
+        </m:sSub>
+      </m:oMath>
+      <w:r>
+        <w:rPr>
+          <w:rFonts w:ascii="Times New Roman" w:hAnsi="Times New Roman" w:eastAsia="Times New Roman" w:cs="Times New Roman"/>
+        </w:rPr>
+        <w:t xml:space="preserve">。</w:t>
+      </w:r>
+      <m:oMath>
+        <m:sSub>
+          <m:e>
+            <m:r>
+              <m:t>E</m:t>
+            </m:r>
+          </m:e>
+          <m:sub>
+            <m:r>
+              <m:t>1</m:t>
+            </m:r>
+          </m:sub>
+        </m:sSub>
+      </m:oMath>
       <w:r>
         <w:rPr>
           <w:rFonts w:ascii="Times New Roman" w:hAnsi="Times New Roman" w:eastAsia="Times New Roman" w:cs="Times New Roman"/>
@@ -16161,15 +16683,22 @@
         <w:rPr>
           <w:rFonts w:ascii="Times New Roman" w:hAnsi="Times New Roman" w:eastAsia="Times New Roman" w:cs="Times New Roman"/>
         </w:rPr>
-        <w:t xml:space="preserve"> E</w:t>
-      </w:r>
-      <w:r>
-        <w:rPr>
-          <w:rFonts w:ascii="Times New Roman" w:hAnsi="Times New Roman" w:eastAsia="Times New Roman" w:cs="Times New Roman"/>
-          <w:vertAlign w:val="subscript"/>
-        </w:rPr>
-        <w:t>2</w:t>
-      </w:r>
+        <w:t xml:space="preserve"> </w:t>
+      </w:r>
+      <m:oMath>
+        <m:sSub>
+          <m:e>
+            <m:r>
+              <m:t>E</m:t>
+            </m:r>
+          </m:e>
+          <m:sub>
+            <m:r>
+              <m:t>2</m:t>
+            </m:r>
+          </m:sub>
+        </m:sSub>
+      </m:oMath>
       <w:r>
         <w:rPr>
           <w:rFonts w:ascii="Times New Roman" w:hAnsi="Times New Roman" w:eastAsia="Times New Roman" w:cs="Times New Roman"/>
@@ -16542,15 +17071,22 @@
         <w:rPr>
           <w:rFonts w:ascii="Times New Roman" w:hAnsi="Times New Roman" w:eastAsia="Times New Roman" w:cs="Times New Roman"/>
         </w:rPr>
-        <w:t xml:space="preserve"> E</w:t>
-      </w:r>
-      <w:r>
-        <w:rPr>
-          <w:rFonts w:ascii="Times New Roman" w:hAnsi="Times New Roman" w:eastAsia="Times New Roman" w:cs="Times New Roman"/>
-          <w:vertAlign w:val="subscript"/>
-        </w:rPr>
-        <w:t>1</w:t>
-      </w:r>
+        <w:t xml:space="preserve"> </w:t>
+      </w:r>
+      <m:oMath>
+        <m:sSub>
+          <m:e>
+            <m:r>
+              <m:t>E</m:t>
+            </m:r>
+          </m:e>
+          <m:sub>
+            <m:r>
+              <m:t>1</m:t>
+            </m:r>
+          </m:sub>
+        </m:sSub>
+      </m:oMath>
       <w:r>
         <w:rPr>
           <w:rFonts w:ascii="Times New Roman" w:hAnsi="Times New Roman" w:eastAsia="Times New Roman" w:cs="Times New Roman"/>
@@ -16567,15 +17103,22 @@
         <w:rPr>
           <w:rFonts w:ascii="Times New Roman" w:hAnsi="Times New Roman" w:eastAsia="Times New Roman" w:cs="Times New Roman"/>
         </w:rPr>
-        <w:t xml:space="preserve"> E</w:t>
-      </w:r>
-      <w:r>
-        <w:rPr>
-          <w:rFonts w:ascii="Times New Roman" w:hAnsi="Times New Roman" w:eastAsia="Times New Roman" w:cs="Times New Roman"/>
-          <w:vertAlign w:val="subscript"/>
-        </w:rPr>
-        <w:t>2</w:t>
-      </w:r>
+        <w:t xml:space="preserve"> </w:t>
+      </w:r>
+      <m:oMath>
+        <m:sSub>
+          <m:e>
+            <m:r>
+              <m:t>E</m:t>
+            </m:r>
+          </m:e>
+          <m:sub>
+            <m:r>
+              <m:t>2</m:t>
+            </m:r>
+          </m:sub>
+        </m:sSub>
+      </m:oMath>
       <w:r>
         <w:rPr>
           <w:rFonts w:ascii="Times New Roman" w:hAnsi="Times New Roman" w:eastAsia="Times New Roman" w:cs="Times New Roman"/>
@@ -18154,7 +18697,7 @@
     <ns0:name ns0:val="Verbatim Char"/>
     <ns0:basedOn ns0:val="BodyTextChar"/>
     <ns0:rPr>
-      <ns0:rFonts ns0:ascii="Times New Roman" ns0:cs="Times New Roman" ns0:eastAsia="FangSong" ns0:hAnsi="Times New Roman"/>
+      <ns0:rFonts ns0:ascii="SimSun" ns0:cs="SimSun" ns0:eastAsia="SimSun" ns0:hAnsi="SimSun"/>
       <ns0:b ns0:val="0"/>
       <ns0:sz ns0:val="20"/>
     </ns0:rPr>
@@ -18208,7 +18751,7 @@
       <w:wordWrap w:val="off"/>
     </w:pPr>
     <ns0:rPr>
-      <w:rFonts ns0:ascii="Times New Roman" ns0:hAnsi="Times New Roman" ns0:eastAsia="FangSong" ns0:cs="Times New Roman"/>
+      <w:rFonts ns0:ascii="SimSun" ns0:hAnsi="SimSun" ns0:eastAsia="SimSun" ns0:cs="SimSun"/>
     </ns0:rPr>
   </w:style>
   <w:style w:type="character" w:customStyle="1" w:styleId="KeywordTok">

--- a/00-首页/题组Word/综合模拟卷/综合模拟卷IV-学生版.docx
+++ b/00-首页/题组Word/综合模拟卷/综合模拟卷IV-学生版.docx
@@ -1151,6 +1151,46 @@
               <w:t xml:space="preserve">配位水合</w:t>
             </w:r>
           </w:p>
+          <w:p>
+            <w:pPr>
+              <w:spacing w:before="0" w:after="0"/>
+            </w:pPr>
+          </w:p>
+          <w:p>
+            <w:pPr>
+              <w:spacing w:before="0" w:after="0"/>
+            </w:pPr>
+          </w:p>
+          <w:p>
+            <w:pPr>
+              <w:spacing w:before="0" w:after="0"/>
+            </w:pPr>
+          </w:p>
+          <w:p>
+            <w:pPr>
+              <w:spacing w:before="0" w:after="0"/>
+            </w:pPr>
+          </w:p>
+          <w:p>
+            <w:pPr>
+              <w:spacing w:before="0" w:after="0"/>
+            </w:pPr>
+          </w:p>
+          <w:p>
+            <w:pPr>
+              <w:spacing w:before="0" w:after="0"/>
+            </w:pPr>
+          </w:p>
+          <w:p>
+            <w:pPr>
+              <w:spacing w:before="0" w:after="0"/>
+            </w:pPr>
+          </w:p>
+          <w:p>
+            <w:pPr>
+              <w:spacing w:before="0" w:after="0"/>
+            </w:pPr>
+          </w:p>
         </w:tc>
       </w:tr>
     </w:tbl>
@@ -2373,6 +2413,46 @@
               <w:t>脱硝反应</w:t>
             </w:r>
           </w:p>
+          <w:p>
+            <w:pPr>
+              <w:spacing w:before="0" w:after="0"/>
+            </w:pPr>
+          </w:p>
+          <w:p>
+            <w:pPr>
+              <w:spacing w:before="0" w:after="0"/>
+            </w:pPr>
+          </w:p>
+          <w:p>
+            <w:pPr>
+              <w:spacing w:before="0" w:after="0"/>
+            </w:pPr>
+          </w:p>
+          <w:p>
+            <w:pPr>
+              <w:spacing w:before="0" w:after="0"/>
+            </w:pPr>
+          </w:p>
+          <w:p>
+            <w:pPr>
+              <w:spacing w:before="0" w:after="0"/>
+            </w:pPr>
+          </w:p>
+          <w:p>
+            <w:pPr>
+              <w:spacing w:before="0" w:after="0"/>
+            </w:pPr>
+          </w:p>
+          <w:p>
+            <w:pPr>
+              <w:spacing w:before="0" w:after="0"/>
+            </w:pPr>
+          </w:p>
+          <w:p>
+            <w:pPr>
+              <w:spacing w:before="0" w:after="0"/>
+            </w:pPr>
+          </w:p>
         </w:tc>
       </w:tr>
     </w:tbl>
@@ -3540,6 +3620,31 @@
               </m:sSup>
             </m:oMath>
           </w:p>
+          <w:p>
+            <w:pPr>
+              <w:spacing w:before="0" w:after="0"/>
+            </w:pPr>
+          </w:p>
+          <w:p>
+            <w:pPr>
+              <w:spacing w:before="0" w:after="0"/>
+            </w:pPr>
+          </w:p>
+          <w:p>
+            <w:pPr>
+              <w:spacing w:before="0" w:after="0"/>
+            </w:pPr>
+          </w:p>
+          <w:p>
+            <w:pPr>
+              <w:spacing w:before="0" w:after="0"/>
+            </w:pPr>
+          </w:p>
+          <w:p>
+            <w:pPr>
+              <w:spacing w:before="0" w:after="0"/>
+            </w:pPr>
+          </w:p>
         </w:tc>
       </w:tr>
     </w:tbl>
@@ -4017,6 +4122,46 @@
         <w:t>）</w:t>
       </w:r>
     </w:p>
+    <w:p>
+      <w:pPr>
+        <w:spacing w:before="0" w:after="0"/>
+      </w:pPr>
+    </w:p>
+    <w:p>
+      <w:pPr>
+        <w:spacing w:before="0" w:after="0"/>
+      </w:pPr>
+    </w:p>
+    <w:p>
+      <w:pPr>
+        <w:spacing w:before="0" w:after="0"/>
+      </w:pPr>
+    </w:p>
+    <w:p>
+      <w:pPr>
+        <w:spacing w:before="0" w:after="0"/>
+      </w:pPr>
+    </w:p>
+    <w:p>
+      <w:pPr>
+        <w:spacing w:before="0" w:after="0"/>
+      </w:pPr>
+    </w:p>
+    <w:p>
+      <w:pPr>
+        <w:spacing w:before="0" w:after="0"/>
+      </w:pPr>
+    </w:p>
+    <w:p>
+      <w:pPr>
+        <w:spacing w:before="0" w:after="0"/>
+      </w:pPr>
+    </w:p>
+    <w:p>
+      <w:pPr>
+        <w:spacing w:before="0" w:after="0"/>
+      </w:pPr>
+    </w:p>
     <w:bookmarkEnd w:id="18"/>
     <w:bookmarkStart w:id="24" w:name="第-5-题"/>
     <w:p>
@@ -5628,6 +5773,46 @@
         <w:t xml:space="preserve">）。</w:t>
       </w:r>
     </w:p>
+    <w:p>
+      <w:pPr>
+        <w:spacing w:before="0" w:after="0"/>
+      </w:pPr>
+    </w:p>
+    <w:p>
+      <w:pPr>
+        <w:spacing w:before="0" w:after="0"/>
+      </w:pPr>
+    </w:p>
+    <w:p>
+      <w:pPr>
+        <w:spacing w:before="0" w:after="0"/>
+      </w:pPr>
+    </w:p>
+    <w:p>
+      <w:pPr>
+        <w:spacing w:before="0" w:after="0"/>
+      </w:pPr>
+    </w:p>
+    <w:p>
+      <w:pPr>
+        <w:spacing w:before="0" w:after="0"/>
+      </w:pPr>
+    </w:p>
+    <w:p>
+      <w:pPr>
+        <w:spacing w:before="0" w:after="0"/>
+      </w:pPr>
+    </w:p>
+    <w:p>
+      <w:pPr>
+        <w:spacing w:before="0" w:after="0"/>
+      </w:pPr>
+    </w:p>
+    <w:p>
+      <w:pPr>
+        <w:spacing w:before="0" w:after="0"/>
+      </w:pPr>
+    </w:p>
     <w:bookmarkEnd w:id="23"/>
     <w:bookmarkEnd w:id="24"/>
     <w:bookmarkStart w:id="34" w:name="第-6-题"/>
@@ -5936,7 +6121,7 @@
         </w:rPr>
         <w:drawing>
           <wp:inline>
-            <wp:extent cx="3240000" cy="3128702"/>
+            <wp:extent cx="3190779" cy="3128702"/>
             <wp:effectExtent b="0" l="0" r="0" t="0"/>
             <wp:docPr descr="" title="" id="26" name="Picture"/>
             <a:graphic>
@@ -5957,7 +6142,7 @@
                   <pic:spPr bwMode="auto">
                     <a:xfrm>
                       <a:off x="0" y="0"/>
-                      <a:ext cx="3240000" cy="3128702"/>
+                      <a:ext cx="3190779" cy="3128702"/>
                     </a:xfrm>
                     <a:prstGeom prst="rect">
                       <a:avLst/>
@@ -6952,7 +7137,7 @@
         </w:rPr>
         <w:drawing>
           <wp:inline>
-            <wp:extent cx="3240000" cy="2640000"/>
+            <wp:extent cx="3240000" cy="2525475"/>
             <wp:effectExtent b="0" l="0" r="0" t="0"/>
             <wp:docPr descr="" title="" id="29" name="Picture"/>
             <a:graphic>
@@ -6973,7 +7158,7 @@
                   <pic:spPr bwMode="auto">
                     <a:xfrm>
                       <a:off x="0" y="0"/>
-                      <a:ext cx="3240000" cy="2640000"/>
+                      <a:ext cx="3240000" cy="2525475"/>
                     </a:xfrm>
                     <a:prstGeom prst="rect">
                       <a:avLst/>
@@ -7163,7 +7348,7 @@
         </w:rPr>
         <w:drawing>
           <wp:inline>
-            <wp:extent cx="3240000" cy="3139448"/>
+            <wp:extent cx="3240000" cy="3128276"/>
             <wp:effectExtent b="0" l="0" r="0" t="0"/>
             <wp:docPr descr="" title="" id="32" name="Picture"/>
             <a:graphic>
@@ -7184,7 +7369,7 @@
                   <pic:spPr bwMode="auto">
                     <a:xfrm>
                       <a:off x="0" y="0"/>
-                      <a:ext cx="3240000" cy="3139448"/>
+                      <a:ext cx="3240000" cy="3128276"/>
                     </a:xfrm>
                     <a:prstGeom prst="rect">
                       <a:avLst/>
@@ -7503,6 +7688,46 @@
               </w:rPr>
               <w:t xml:space="preserve">几何推导</w:t>
             </w:r>
+          </w:p>
+          <w:p>
+            <w:pPr>
+              <w:spacing w:before="0" w:after="0"/>
+            </w:pPr>
+          </w:p>
+          <w:p>
+            <w:pPr>
+              <w:spacing w:before="0" w:after="0"/>
+            </w:pPr>
+          </w:p>
+          <w:p>
+            <w:pPr>
+              <w:spacing w:before="0" w:after="0"/>
+            </w:pPr>
+          </w:p>
+          <w:p>
+            <w:pPr>
+              <w:spacing w:before="0" w:after="0"/>
+            </w:pPr>
+          </w:p>
+          <w:p>
+            <w:pPr>
+              <w:spacing w:before="0" w:after="0"/>
+            </w:pPr>
+          </w:p>
+          <w:p>
+            <w:pPr>
+              <w:spacing w:before="0" w:after="0"/>
+            </w:pPr>
+          </w:p>
+          <w:p>
+            <w:pPr>
+              <w:spacing w:before="0" w:after="0"/>
+            </w:pPr>
+          </w:p>
+          <w:p>
+            <w:pPr>
+              <w:spacing w:before="0" w:after="0"/>
+            </w:pPr>
           </w:p>
         </w:tc>
       </w:tr>
@@ -8588,6 +8813,16 @@
               <w:t xml:space="preserve">半夹心结构</w:t>
             </w:r>
           </w:p>
+          <w:p>
+            <w:pPr>
+              <w:spacing w:before="0" w:after="0"/>
+            </w:pPr>
+          </w:p>
+          <w:p>
+            <w:pPr>
+              <w:spacing w:before="0" w:after="0"/>
+            </w:pPr>
+          </w:p>
         </w:tc>
       </w:tr>
     </w:tbl>
@@ -9231,6 +9466,46 @@
               </w:rPr>
               <w:t xml:space="preserve">型</w:t>
             </w:r>
+          </w:p>
+          <w:p>
+            <w:pPr>
+              <w:spacing w:before="0" w:after="0"/>
+            </w:pPr>
+          </w:p>
+          <w:p>
+            <w:pPr>
+              <w:spacing w:before="0" w:after="0"/>
+            </w:pPr>
+          </w:p>
+          <w:p>
+            <w:pPr>
+              <w:spacing w:before="0" w:after="0"/>
+            </w:pPr>
+          </w:p>
+          <w:p>
+            <w:pPr>
+              <w:spacing w:before="0" w:after="0"/>
+            </w:pPr>
+          </w:p>
+          <w:p>
+            <w:pPr>
+              <w:spacing w:before="0" w:after="0"/>
+            </w:pPr>
+          </w:p>
+          <w:p>
+            <w:pPr>
+              <w:spacing w:before="0" w:after="0"/>
+            </w:pPr>
+          </w:p>
+          <w:p>
+            <w:pPr>
+              <w:spacing w:before="0" w:after="0"/>
+            </w:pPr>
+          </w:p>
+          <w:p>
+            <w:pPr>
+              <w:spacing w:before="0" w:after="0"/>
+            </w:pPr>
           </w:p>
         </w:tc>
       </w:tr>
@@ -10243,6 +10518,46 @@
         <w:t>）</w:t>
       </w:r>
     </w:p>
+    <w:p>
+      <w:pPr>
+        <w:spacing w:before="0" w:after="0"/>
+      </w:pPr>
+    </w:p>
+    <w:p>
+      <w:pPr>
+        <w:spacing w:before="0" w:after="0"/>
+      </w:pPr>
+    </w:p>
+    <w:p>
+      <w:pPr>
+        <w:spacing w:before="0" w:after="0"/>
+      </w:pPr>
+    </w:p>
+    <w:p>
+      <w:pPr>
+        <w:spacing w:before="0" w:after="0"/>
+      </w:pPr>
+    </w:p>
+    <w:p>
+      <w:pPr>
+        <w:spacing w:before="0" w:after="0"/>
+      </w:pPr>
+    </w:p>
+    <w:p>
+      <w:pPr>
+        <w:spacing w:before="0" w:after="0"/>
+      </w:pPr>
+    </w:p>
+    <w:p>
+      <w:pPr>
+        <w:spacing w:before="0" w:after="0"/>
+      </w:pPr>
+    </w:p>
+    <w:p>
+      <w:pPr>
+        <w:spacing w:before="0" w:after="0"/>
+      </w:pPr>
+    </w:p>
     <w:bookmarkEnd w:id="45"/>
     <w:bookmarkStart w:id="46" w:name="第-10-题"/>
     <w:p>
@@ -10435,6 +10750,8 @@
     <w:p>
       <w:pPr>
         <w:pStyle w:val="BodyText"/>
+        <w:ind w:left="480" w:hanging="480"/>
+        <w:spacing w:after="0"/>
       </w:pPr>
       <w:r>
         <w:rPr>
@@ -10512,6 +10829,13 @@
         </w:rPr>
         <w:t xml:space="preserve"> </w:t>
       </w:r>
+    </w:p>
+    <w:p>
+      <w:pPr>
+        <w:pStyle w:val="BodyText"/>
+        <w:ind w:left="480" w:hanging="480"/>
+        <w:spacing w:before="0" w:after="0"/>
+      </w:pPr>
       <w:r>
         <w:rPr>
           <w:rFonts w:ascii="Times New Roman" w:hAnsi="Times New Roman" w:eastAsia="Times New Roman" w:cs="Times New Roman"/>
@@ -10568,6 +10892,13 @@
         </w:rPr>
         <w:t xml:space="preserve"> </w:t>
       </w:r>
+    </w:p>
+    <w:p>
+      <w:pPr>
+        <w:pStyle w:val="BodyText"/>
+        <w:ind w:left="480" w:hanging="480"/>
+        <w:spacing w:before="0" w:after="0"/>
+      </w:pPr>
       <w:r>
         <w:rPr>
           <w:rFonts w:ascii="Times New Roman" w:hAnsi="Times New Roman" w:eastAsia="Times New Roman" w:cs="Times New Roman"/>
@@ -10653,6 +10984,13 @@
         </w:rPr>
         <w:t xml:space="preserve"> </w:t>
       </w:r>
+    </w:p>
+    <w:p>
+      <w:pPr>
+        <w:pStyle w:val="BodyText"/>
+        <w:ind w:left="480" w:hanging="480"/>
+        <w:spacing w:before="0" w:after="180"/>
+      </w:pPr>
       <w:r>
         <w:rPr>
           <w:rFonts w:ascii="Times New Roman" w:hAnsi="Times New Roman" w:eastAsia="Times New Roman" w:cs="Times New Roman"/>
@@ -10750,6 +11088,8 @@
     <w:p>
       <w:pPr>
         <w:pStyle w:val="BodyText"/>
+        <w:ind w:left="480" w:hanging="480"/>
+        <w:spacing w:after="0"/>
       </w:pPr>
       <w:r>
         <w:rPr>
@@ -10827,6 +11167,13 @@
         </w:rPr>
         <w:t xml:space="preserve"> </w:t>
       </w:r>
+    </w:p>
+    <w:p>
+      <w:pPr>
+        <w:pStyle w:val="BodyText"/>
+        <w:ind w:left="480" w:hanging="480"/>
+        <w:spacing w:before="0" w:after="0"/>
+      </w:pPr>
       <w:r>
         <w:rPr>
           <w:rFonts w:ascii="Times New Roman" w:hAnsi="Times New Roman" w:eastAsia="Times New Roman" w:cs="Times New Roman"/>
@@ -10933,6 +11280,13 @@
         </w:rPr>
         <w:t xml:space="preserve"> </w:t>
       </w:r>
+    </w:p>
+    <w:p>
+      <w:pPr>
+        <w:pStyle w:val="BodyText"/>
+        <w:ind w:left="480" w:hanging="480"/>
+        <w:spacing w:before="0" w:after="0"/>
+      </w:pPr>
       <w:r>
         <w:rPr>
           <w:rFonts w:ascii="Times New Roman" w:hAnsi="Times New Roman" w:eastAsia="Times New Roman" w:cs="Times New Roman"/>
@@ -11027,6 +11381,13 @@
         </w:rPr>
         <w:t xml:space="preserve"> </w:t>
       </w:r>
+    </w:p>
+    <w:p>
+      <w:pPr>
+        <w:pStyle w:val="BodyText"/>
+        <w:ind w:left="480" w:hanging="480"/>
+        <w:spacing w:before="0" w:after="180"/>
+      </w:pPr>
       <w:r>
         <w:rPr>
           <w:rFonts w:ascii="Times New Roman" w:hAnsi="Times New Roman" w:eastAsia="Times New Roman" w:cs="Times New Roman"/>
@@ -11168,6 +11529,8 @@
     <w:p>
       <w:pPr>
         <w:pStyle w:val="BodyText"/>
+        <w:ind w:left="480" w:hanging="480"/>
+        <w:spacing w:after="0"/>
       </w:pPr>
       <w:r>
         <w:rPr>
@@ -11187,6 +11550,13 @@
         </w:rPr>
         <w:t xml:space="preserve"> </w:t>
       </w:r>
+    </w:p>
+    <w:p>
+      <w:pPr>
+        <w:pStyle w:val="BodyText"/>
+        <w:ind w:left="480" w:hanging="480"/>
+        <w:spacing w:before="0" w:after="0"/>
+      </w:pPr>
       <w:r>
         <w:rPr>
           <w:rFonts w:ascii="Times New Roman" w:hAnsi="Times New Roman" w:eastAsia="Times New Roman" w:cs="Times New Roman"/>
@@ -11217,6 +11587,13 @@
         </w:rPr>
         <w:t xml:space="preserve"> </w:t>
       </w:r>
+    </w:p>
+    <w:p>
+      <w:pPr>
+        <w:pStyle w:val="BodyText"/>
+        <w:ind w:left="480" w:hanging="480"/>
+        <w:spacing w:before="0" w:after="0"/>
+      </w:pPr>
       <w:r>
         <w:rPr>
           <w:rFonts w:ascii="Times New Roman" w:hAnsi="Times New Roman" w:eastAsia="Times New Roman" w:cs="Times New Roman"/>
@@ -11247,6 +11624,13 @@
         </w:rPr>
         <w:t xml:space="preserve"> </w:t>
       </w:r>
+    </w:p>
+    <w:p>
+      <w:pPr>
+        <w:pStyle w:val="BodyText"/>
+        <w:ind w:left="480" w:hanging="480"/>
+        <w:spacing w:before="0" w:after="180"/>
+      </w:pPr>
       <w:r>
         <w:rPr>
           <w:rFonts w:ascii="Times New Roman" w:hAnsi="Times New Roman" w:eastAsia="Times New Roman" w:cs="Times New Roman"/>
@@ -11318,6 +11702,8 @@
     <w:p>
       <w:pPr>
         <w:pStyle w:val="BodyText"/>
+        <w:ind w:left="480" w:hanging="480"/>
+        <w:spacing w:after="0"/>
       </w:pPr>
       <w:r>
         <w:rPr>
@@ -11335,7 +11721,20 @@
         <w:rPr>
           <w:rFonts w:ascii="Times New Roman" w:hAnsi="Times New Roman" w:eastAsia="Times New Roman" w:cs="Times New Roman"/>
         </w:rPr>
-        <w:t xml:space="preserve"> B. </w:t>
+        <w:t xml:space="preserve"> </w:t>
+      </w:r>
+    </w:p>
+    <w:p>
+      <w:pPr>
+        <w:pStyle w:val="BodyText"/>
+        <w:ind w:left="480" w:hanging="480"/>
+        <w:spacing w:before="0" w:after="0"/>
+      </w:pPr>
+      <w:r>
+        <w:rPr>
+          <w:rFonts w:ascii="Times New Roman" w:hAnsi="Times New Roman" w:eastAsia="Times New Roman" w:cs="Times New Roman"/>
+        </w:rPr>
+        <w:t xml:space="preserve">B. </w:t>
       </w:r>
       <w:r>
         <w:rPr>
@@ -11347,7 +11746,20 @@
         <w:rPr>
           <w:rFonts w:ascii="Times New Roman" w:hAnsi="Times New Roman" w:eastAsia="Times New Roman" w:cs="Times New Roman"/>
         </w:rPr>
-        <w:t xml:space="preserve"> C. </w:t>
+        <w:t xml:space="preserve"> </w:t>
+      </w:r>
+    </w:p>
+    <w:p>
+      <w:pPr>
+        <w:pStyle w:val="BodyText"/>
+        <w:ind w:left="480" w:hanging="480"/>
+        <w:spacing w:before="0" w:after="0"/>
+      </w:pPr>
+      <w:r>
+        <w:rPr>
+          <w:rFonts w:ascii="Times New Roman" w:hAnsi="Times New Roman" w:eastAsia="Times New Roman" w:cs="Times New Roman"/>
+        </w:rPr>
+        <w:t xml:space="preserve">C. </w:t>
       </w:r>
       <w:r>
         <w:rPr>
@@ -11359,7 +11771,20 @@
         <w:rPr>
           <w:rFonts w:ascii="Times New Roman" w:hAnsi="Times New Roman" w:eastAsia="Times New Roman" w:cs="Times New Roman"/>
         </w:rPr>
-        <w:t xml:space="preserve"> D. </w:t>
+        <w:t xml:space="preserve"> </w:t>
+      </w:r>
+    </w:p>
+    <w:p>
+      <w:pPr>
+        <w:pStyle w:val="BodyText"/>
+        <w:ind w:left="480" w:hanging="480"/>
+        <w:spacing w:before="0" w:after="180"/>
+      </w:pPr>
+      <w:r>
+        <w:rPr>
+          <w:rFonts w:ascii="Times New Roman" w:hAnsi="Times New Roman" w:eastAsia="Times New Roman" w:cs="Times New Roman"/>
+        </w:rPr>
+        <w:t xml:space="preserve">D. </w:t>
       </w:r>
       <w:r>
         <w:rPr>
@@ -11367,6 +11792,16 @@
         </w:rPr>
         <w:t xml:space="preserve">取决于溶剂</w:t>
       </w:r>
+    </w:p>
+    <w:p>
+      <w:pPr>
+        <w:spacing w:before="0" w:after="0"/>
+      </w:pPr>
+    </w:p>
+    <w:p>
+      <w:pPr>
+        <w:spacing w:before="0" w:after="0"/>
+      </w:pPr>
     </w:p>
     <w:bookmarkEnd w:id="46"/>
     <w:bookmarkStart w:id="47" w:name="第-11-题"/>
@@ -11469,6 +11904,21 @@
         </w:rPr>
         <w:t>。</w:t>
       </w:r>
+    </w:p>
+    <w:p>
+      <w:pPr>
+        <w:spacing w:before="0" w:after="0"/>
+      </w:pPr>
+    </w:p>
+    <w:p>
+      <w:pPr>
+        <w:spacing w:before="0" w:after="0"/>
+      </w:pPr>
+    </w:p>
+    <w:p>
+      <w:pPr>
+        <w:spacing w:before="0" w:after="0"/>
+      </w:pPr>
     </w:p>
     <w:bookmarkEnd w:id="47"/>
     <w:bookmarkStart w:id="51" w:name="第-12-题"/>
@@ -12155,6 +12605,46 @@
         </w:rPr>
         <w:t>）</w:t>
       </w:r>
+    </w:p>
+    <w:p>
+      <w:pPr>
+        <w:spacing w:before="0" w:after="0"/>
+      </w:pPr>
+    </w:p>
+    <w:p>
+      <w:pPr>
+        <w:spacing w:before="0" w:after="0"/>
+      </w:pPr>
+    </w:p>
+    <w:p>
+      <w:pPr>
+        <w:spacing w:before="0" w:after="0"/>
+      </w:pPr>
+    </w:p>
+    <w:p>
+      <w:pPr>
+        <w:spacing w:before="0" w:after="0"/>
+      </w:pPr>
+    </w:p>
+    <w:p>
+      <w:pPr>
+        <w:spacing w:before="0" w:after="0"/>
+      </w:pPr>
+    </w:p>
+    <w:p>
+      <w:pPr>
+        <w:spacing w:before="0" w:after="0"/>
+      </w:pPr>
+    </w:p>
+    <w:p>
+      <w:pPr>
+        <w:spacing w:before="0" w:after="0"/>
+      </w:pPr>
+    </w:p>
+    <w:p>
+      <w:pPr>
+        <w:spacing w:before="0" w:after="0"/>
+      </w:pPr>
     </w:p>
     <w:bookmarkEnd w:id="52"/>
     <w:bookmarkStart w:id="56" w:name="第-13-题"/>
@@ -15123,6 +15613,46 @@
         </m:oMath>
       </m:oMathPara>
     </w:p>
+    <w:p>
+      <w:pPr>
+        <w:spacing w:before="0" w:after="0"/>
+      </w:pPr>
+    </w:p>
+    <w:p>
+      <w:pPr>
+        <w:spacing w:before="0" w:after="0"/>
+      </w:pPr>
+    </w:p>
+    <w:p>
+      <w:pPr>
+        <w:spacing w:before="0" w:after="0"/>
+      </w:pPr>
+    </w:p>
+    <w:p>
+      <w:pPr>
+        <w:spacing w:before="0" w:after="0"/>
+      </w:pPr>
+    </w:p>
+    <w:p>
+      <w:pPr>
+        <w:spacing w:before="0" w:after="0"/>
+      </w:pPr>
+    </w:p>
+    <w:p>
+      <w:pPr>
+        <w:spacing w:before="0" w:after="0"/>
+      </w:pPr>
+    </w:p>
+    <w:p>
+      <w:pPr>
+        <w:spacing w:before="0" w:after="0"/>
+      </w:pPr>
+    </w:p>
+    <w:p>
+      <w:pPr>
+        <w:spacing w:before="0" w:after="0"/>
+      </w:pPr>
+    </w:p>
     <w:bookmarkEnd w:id="55"/>
     <w:bookmarkEnd w:id="56"/>
     <w:bookmarkStart w:id="57" w:name="第-14-题"/>
@@ -16107,6 +16637,46 @@
               <w:t xml:space="preserve">奇数电子</w:t>
             </w:r>
           </w:p>
+          <w:p>
+            <w:pPr>
+              <w:spacing w:before="0" w:after="0"/>
+            </w:pPr>
+          </w:p>
+          <w:p>
+            <w:pPr>
+              <w:spacing w:before="0" w:after="0"/>
+            </w:pPr>
+          </w:p>
+          <w:p>
+            <w:pPr>
+              <w:spacing w:before="0" w:after="0"/>
+            </w:pPr>
+          </w:p>
+          <w:p>
+            <w:pPr>
+              <w:spacing w:before="0" w:after="0"/>
+            </w:pPr>
+          </w:p>
+          <w:p>
+            <w:pPr>
+              <w:spacing w:before="0" w:after="0"/>
+            </w:pPr>
+          </w:p>
+          <w:p>
+            <w:pPr>
+              <w:spacing w:before="0" w:after="0"/>
+            </w:pPr>
+          </w:p>
+          <w:p>
+            <w:pPr>
+              <w:spacing w:before="0" w:after="0"/>
+            </w:pPr>
+          </w:p>
+          <w:p>
+            <w:pPr>
+              <w:spacing w:before="0" w:after="0"/>
+            </w:pPr>
+          </w:p>
         </w:tc>
       </w:tr>
     </w:tbl>
@@ -16796,7 +17366,7 @@
         </w:rPr>
         <w:drawing>
           <wp:inline>
-            <wp:extent cx="1800000" cy="4339285"/>
+            <wp:extent cx="1788713" cy="4339285"/>
             <wp:effectExtent b="0" l="0" r="0" t="0"/>
             <wp:docPr descr="" title="" id="60" name="Picture"/>
             <a:graphic>
@@ -16817,7 +17387,7 @@
                   <pic:spPr bwMode="auto">
                     <a:xfrm>
                       <a:off x="0" y="0"/>
-                      <a:ext cx="1800000" cy="4339285"/>
+                      <a:ext cx="1788713" cy="4339285"/>
                     </a:xfrm>
                     <a:prstGeom prst="rect">
                       <a:avLst/>
@@ -17792,6 +18362,46 @@
         </w:tc>
       </w:tr>
     </w:tbl>
+    <w:p>
+      <w:pPr>
+        <w:spacing w:before="0" w:after="0"/>
+      </w:pPr>
+    </w:p>
+    <w:p>
+      <w:pPr>
+        <w:spacing w:before="0" w:after="0"/>
+      </w:pPr>
+    </w:p>
+    <w:p>
+      <w:pPr>
+        <w:spacing w:before="0" w:after="0"/>
+      </w:pPr>
+    </w:p>
+    <w:p>
+      <w:pPr>
+        <w:spacing w:before="0" w:after="0"/>
+      </w:pPr>
+    </w:p>
+    <w:p>
+      <w:pPr>
+        <w:spacing w:before="0" w:after="0"/>
+      </w:pPr>
+    </w:p>
+    <w:p>
+      <w:pPr>
+        <w:spacing w:before="0" w:after="0"/>
+      </w:pPr>
+    </w:p>
+    <w:p>
+      <w:pPr>
+        <w:spacing w:before="0" w:after="0"/>
+      </w:pPr>
+    </w:p>
+    <w:p>
+      <w:pPr>
+        <w:spacing w:before="0" w:after="0"/>
+      </w:pPr>
+    </w:p>
     <w:p>
       <w:pPr>
         <w:spacing w:before="160" w:after="80"/>

--- a/00-首页/题组Word/综合模拟卷/综合模拟卷IV-学生版.docx
+++ b/00-首页/题组Word/综合模拟卷/综合模拟卷IV-学生版.docx
@@ -5223,7 +5223,7 @@
         <m:sSup>
           <m:e>
             <m:r>
-              <m:t>​</m:t>
+              <m:t xml:space="preserve"> </m:t>
             </m:r>
           </m:e>
           <m:sup>
@@ -5310,7 +5310,7 @@
         <m:sSup>
           <m:e>
             <m:r>
-              <m:t>​</m:t>
+              <m:t xml:space="preserve"> </m:t>
             </m:r>
           </m:e>
           <m:sup>

--- a/00-首页/题组Word/综合模拟卷/综合模拟卷IV-学生版.docx
+++ b/00-首页/题组Word/综合模拟卷/综合模拟卷IV-学生版.docx
@@ -201,6 +201,14 @@
       <w:tblPr>
         <w:tblStyle w:val="Table"/>
         <w:tblW w:type="auto" w:w="0"/>
+        <w:tblBorders>
+          <w:top w:val="single" w:sz="12" w:space="0" w:color="000000"/>
+          <w:left w:val="none" w:sz="0" w:space="0" w:color="auto"/>
+          <w:bottom w:val="single" w:sz="12" w:space="0" w:color="000000"/>
+          <w:right w:val="none" w:sz="0" w:space="0" w:color="auto"/>
+          <w:insideH w:val="none" w:sz="0" w:space="0" w:color="auto"/>
+          <w:insideV w:val="none" w:sz="0" w:space="0" w:color="auto"/>
+        </w:tblBorders>
         <w:tblLook w:firstRow="1" w:lastRow="0" w:firstColumn="0" w:lastColumn="0" w:noHBand="0" w:noVBand="0" w:val="0020"/>
       </w:tblPr>
       <w:tblGrid>
@@ -212,7 +220,11 @@
           <w:tblHeader w:val="on"/>
         </w:trPr>
         <w:tc>
-          <w:tcPr/>
+          <w:tcPr>
+            <w:tcBorders>
+              <w:bottom w:val="single" w:sz="8" w:space="0" w:color="000000"/>
+            </w:tcBorders>
+          </w:tcPr>
           <w:p>
             <w:pPr>
               <w:pStyle w:val="Compact"/>
@@ -228,7 +240,11 @@
           </w:p>
         </w:tc>
         <w:tc>
-          <w:tcPr/>
+          <w:tcPr>
+            <w:tcBorders>
+              <w:bottom w:val="single" w:sz="8" w:space="0" w:color="000000"/>
+            </w:tcBorders>
+          </w:tcPr>
           <w:p>
             <w:pPr>
               <w:pStyle w:val="Compact"/>
@@ -909,6 +925,14 @@
       <w:tblPr>
         <w:tblStyle w:val="Table"/>
         <w:tblW w:type="auto" w:w="0"/>
+        <w:tblBorders>
+          <w:top w:val="single" w:sz="12" w:space="0" w:color="000000"/>
+          <w:left w:val="none" w:sz="0" w:space="0" w:color="auto"/>
+          <w:bottom w:val="single" w:sz="12" w:space="0" w:color="000000"/>
+          <w:right w:val="none" w:sz="0" w:space="0" w:color="auto"/>
+          <w:insideH w:val="none" w:sz="0" w:space="0" w:color="auto"/>
+          <w:insideV w:val="none" w:sz="0" w:space="0" w:color="auto"/>
+        </w:tblBorders>
         <w:tblLook w:firstRow="1" w:lastRow="0" w:firstColumn="0" w:lastColumn="0" w:noHBand="0" w:noVBand="0" w:val="0020"/>
       </w:tblPr>
       <w:tblGrid>
@@ -920,7 +944,11 @@
           <w:tblHeader w:val="on"/>
         </w:trPr>
         <w:tc>
-          <w:tcPr/>
+          <w:tcPr>
+            <w:tcBorders>
+              <w:bottom w:val="single" w:sz="8" w:space="0" w:color="000000"/>
+            </w:tcBorders>
+          </w:tcPr>
           <w:p>
             <w:pPr>
               <w:pStyle w:val="Compact"/>
@@ -936,7 +964,11 @@
           </w:p>
         </w:tc>
         <w:tc>
-          <w:tcPr/>
+          <w:tcPr>
+            <w:tcBorders>
+              <w:bottom w:val="single" w:sz="8" w:space="0" w:color="000000"/>
+            </w:tcBorders>
+          </w:tcPr>
           <w:p>
             <w:pPr>
               <w:pStyle w:val="Compact"/>
@@ -1464,6 +1496,14 @@
         <w:tblStyle w:val="Table"/>
         <w:tblW w:type="pct" w:w="5000"/>
         <w:tblLayout w:type="fixed"/>
+        <w:tblBorders>
+          <w:top w:val="single" w:sz="12" w:space="0" w:color="000000"/>
+          <w:left w:val="none" w:sz="0" w:space="0" w:color="auto"/>
+          <w:bottom w:val="single" w:sz="12" w:space="0" w:color="000000"/>
+          <w:right w:val="none" w:sz="0" w:space="0" w:color="auto"/>
+          <w:insideH w:val="none" w:sz="0" w:space="0" w:color="auto"/>
+          <w:insideV w:val="none" w:sz="0" w:space="0" w:color="auto"/>
+        </w:tblBorders>
         <w:tblLook w:firstRow="1" w:lastRow="0" w:firstColumn="0" w:lastColumn="0" w:noHBand="0" w:noVBand="0" w:val="0020"/>
       </w:tblPr>
       <w:tblGrid>
@@ -1483,7 +1523,11 @@
           <w:tblHeader w:val="on"/>
         </w:trPr>
         <w:tc>
-          <w:tcPr/>
+          <w:tcPr>
+            <w:tcBorders>
+              <w:bottom w:val="single" w:sz="8" w:space="0" w:color="000000"/>
+            </w:tcBorders>
+          </w:tcPr>
           <w:p>
             <w:pPr>
               <w:pStyle w:val="Compact"/>
@@ -1499,7 +1543,11 @@
           </w:p>
         </w:tc>
         <w:tc>
-          <w:tcPr/>
+          <w:tcPr>
+            <w:tcBorders>
+              <w:bottom w:val="single" w:sz="8" w:space="0" w:color="000000"/>
+            </w:tcBorders>
+          </w:tcPr>
           <w:p>
             <w:pPr>
               <w:pStyle w:val="Compact"/>
@@ -1523,7 +1571,11 @@
           </w:p>
         </w:tc>
         <w:tc>
-          <w:tcPr/>
+          <w:tcPr>
+            <w:tcBorders>
+              <w:bottom w:val="single" w:sz="8" w:space="0" w:color="000000"/>
+            </w:tcBorders>
+          </w:tcPr>
           <w:p>
             <w:pPr>
               <w:pStyle w:val="Compact"/>
@@ -1547,7 +1599,11 @@
           </w:p>
         </w:tc>
         <w:tc>
-          <w:tcPr/>
+          <w:tcPr>
+            <w:tcBorders>
+              <w:bottom w:val="single" w:sz="8" w:space="0" w:color="000000"/>
+            </w:tcBorders>
+          </w:tcPr>
           <w:p>
             <w:pPr>
               <w:pStyle w:val="Compact"/>
@@ -1571,7 +1627,11 @@
           </w:p>
         </w:tc>
         <w:tc>
-          <w:tcPr/>
+          <w:tcPr>
+            <w:tcBorders>
+              <w:bottom w:val="single" w:sz="8" w:space="0" w:color="000000"/>
+            </w:tcBorders>
+          </w:tcPr>
           <w:p>
             <w:pPr>
               <w:pStyle w:val="Compact"/>
@@ -1602,7 +1662,11 @@
           </w:p>
         </w:tc>
         <w:tc>
-          <w:tcPr/>
+          <w:tcPr>
+            <w:tcBorders>
+              <w:bottom w:val="single" w:sz="8" w:space="0" w:color="000000"/>
+            </w:tcBorders>
+          </w:tcPr>
           <w:p>
             <w:pPr>
               <w:pStyle w:val="Compact"/>
@@ -1618,7 +1682,11 @@
           </w:p>
         </w:tc>
         <w:tc>
-          <w:tcPr/>
+          <w:tcPr>
+            <w:tcBorders>
+              <w:bottom w:val="single" w:sz="8" w:space="0" w:color="000000"/>
+            </w:tcBorders>
+          </w:tcPr>
           <w:p>
             <w:pPr>
               <w:pStyle w:val="Compact"/>
@@ -1642,7 +1710,11 @@
           </w:p>
         </w:tc>
         <w:tc>
-          <w:tcPr/>
+          <w:tcPr>
+            <w:tcBorders>
+              <w:bottom w:val="single" w:sz="8" w:space="0" w:color="000000"/>
+            </w:tcBorders>
+          </w:tcPr>
           <w:p>
             <w:pPr>
               <w:pStyle w:val="Compact"/>
@@ -1658,7 +1730,11 @@
           </w:p>
         </w:tc>
         <w:tc>
-          <w:tcPr/>
+          <w:tcPr>
+            <w:tcBorders>
+              <w:bottom w:val="single" w:sz="8" w:space="0" w:color="000000"/>
+            </w:tcBorders>
+          </w:tcPr>
           <w:p>
             <w:pPr>
               <w:pStyle w:val="Compact"/>
@@ -1682,7 +1758,11 @@
           </w:p>
         </w:tc>
         <w:tc>
-          <w:tcPr/>
+          <w:tcPr>
+            <w:tcBorders>
+              <w:bottom w:val="single" w:sz="8" w:space="0" w:color="000000"/>
+            </w:tcBorders>
+          </w:tcPr>
           <w:p>
             <w:pPr>
               <w:pStyle w:val="Compact"/>
@@ -2123,6 +2203,14 @@
         <w:tblStyle w:val="Table"/>
         <w:tblW w:type="pct" w:w="5000"/>
         <w:tblLayout w:type="fixed"/>
+        <w:tblBorders>
+          <w:top w:val="single" w:sz="12" w:space="0" w:color="000000"/>
+          <w:left w:val="none" w:sz="0" w:space="0" w:color="auto"/>
+          <w:bottom w:val="single" w:sz="12" w:space="0" w:color="000000"/>
+          <w:right w:val="none" w:sz="0" w:space="0" w:color="auto"/>
+          <w:insideH w:val="none" w:sz="0" w:space="0" w:color="auto"/>
+          <w:insideV w:val="none" w:sz="0" w:space="0" w:color="auto"/>
+        </w:tblBorders>
         <w:tblLook w:firstRow="1" w:lastRow="0" w:firstColumn="0" w:lastColumn="0" w:noHBand="0" w:noVBand="0" w:val="0020"/>
       </w:tblPr>
       <w:tblGrid>
@@ -2134,7 +2222,11 @@
           <w:tblHeader w:val="on"/>
         </w:trPr>
         <w:tc>
-          <w:tcPr/>
+          <w:tcPr>
+            <w:tcBorders>
+              <w:bottom w:val="single" w:sz="8" w:space="0" w:color="000000"/>
+            </w:tcBorders>
+          </w:tcPr>
           <w:p>
             <w:pPr>
               <w:pStyle w:val="Compact"/>
@@ -2150,7 +2242,11 @@
           </w:p>
         </w:tc>
         <w:tc>
-          <w:tcPr/>
+          <w:tcPr>
+            <w:tcBorders>
+              <w:bottom w:val="single" w:sz="8" w:space="0" w:color="000000"/>
+            </w:tcBorders>
+          </w:tcPr>
           <w:p>
             <w:pPr>
               <w:pStyle w:val="Compact"/>
@@ -3298,6 +3394,14 @@
         <w:tblStyle w:val="Table"/>
         <w:tblW w:type="pct" w:w="5000"/>
         <w:tblLayout w:type="fixed"/>
+        <w:tblBorders>
+          <w:top w:val="single" w:sz="12" w:space="0" w:color="000000"/>
+          <w:left w:val="none" w:sz="0" w:space="0" w:color="auto"/>
+          <w:bottom w:val="single" w:sz="12" w:space="0" w:color="000000"/>
+          <w:right w:val="none" w:sz="0" w:space="0" w:color="auto"/>
+          <w:insideH w:val="none" w:sz="0" w:space="0" w:color="auto"/>
+          <w:insideV w:val="none" w:sz="0" w:space="0" w:color="auto"/>
+        </w:tblBorders>
         <w:tblLook w:firstRow="1" w:lastRow="0" w:firstColumn="0" w:lastColumn="0" w:noHBand="0" w:noVBand="0" w:val="0020"/>
       </w:tblPr>
       <w:tblGrid>
@@ -3309,7 +3413,11 @@
           <w:tblHeader w:val="on"/>
         </w:trPr>
         <w:tc>
-          <w:tcPr/>
+          <w:tcPr>
+            <w:tcBorders>
+              <w:bottom w:val="single" w:sz="8" w:space="0" w:color="000000"/>
+            </w:tcBorders>
+          </w:tcPr>
           <w:p>
             <w:pPr>
               <w:pStyle w:val="Compact"/>
@@ -3325,7 +3433,11 @@
           </w:p>
         </w:tc>
         <w:tc>
-          <w:tcPr/>
+          <w:tcPr>
+            <w:tcBorders>
+              <w:bottom w:val="single" w:sz="8" w:space="0" w:color="000000"/>
+            </w:tcBorders>
+          </w:tcPr>
           <w:p>
             <w:pPr>
               <w:pStyle w:val="Compact"/>
@@ -3895,6 +4007,14 @@
       <w:tblPr>
         <w:tblStyle w:val="Table"/>
         <w:tblW w:type="auto" w:w="0"/>
+        <w:tblBorders>
+          <w:top w:val="single" w:sz="12" w:space="0" w:color="000000"/>
+          <w:left w:val="none" w:sz="0" w:space="0" w:color="auto"/>
+          <w:bottom w:val="single" w:sz="12" w:space="0" w:color="000000"/>
+          <w:right w:val="none" w:sz="0" w:space="0" w:color="auto"/>
+          <w:insideH w:val="none" w:sz="0" w:space="0" w:color="auto"/>
+          <w:insideV w:val="none" w:sz="0" w:space="0" w:color="auto"/>
+        </w:tblBorders>
         <w:tblLook w:firstRow="1" w:lastRow="0" w:firstColumn="0" w:lastColumn="0" w:noHBand="0" w:noVBand="0" w:val="0020"/>
       </w:tblPr>
       <w:tblGrid>
@@ -3906,7 +4026,11 @@
           <w:tblHeader w:val="on"/>
         </w:trPr>
         <w:tc>
-          <w:tcPr/>
+          <w:tcPr>
+            <w:tcBorders>
+              <w:bottom w:val="single" w:sz="8" w:space="0" w:color="000000"/>
+            </w:tcBorders>
+          </w:tcPr>
           <w:p>
             <w:pPr>
               <w:pStyle w:val="Compact"/>
@@ -3922,7 +4046,11 @@
           </w:p>
         </w:tc>
         <w:tc>
-          <w:tcPr/>
+          <w:tcPr>
+            <w:tcBorders>
+              <w:bottom w:val="single" w:sz="8" w:space="0" w:color="000000"/>
+            </w:tcBorders>
+          </w:tcPr>
           <w:p>
             <w:pPr>
               <w:pStyle w:val="Compact"/>
@@ -6429,6 +6557,14 @@
       <w:tblPr>
         <w:tblStyle w:val="Table"/>
         <w:tblW w:type="auto" w:w="0"/>
+        <w:tblBorders>
+          <w:top w:val="single" w:sz="12" w:space="0" w:color="000000"/>
+          <w:left w:val="none" w:sz="0" w:space="0" w:color="auto"/>
+          <w:bottom w:val="single" w:sz="12" w:space="0" w:color="000000"/>
+          <w:right w:val="none" w:sz="0" w:space="0" w:color="auto"/>
+          <w:insideH w:val="none" w:sz="0" w:space="0" w:color="auto"/>
+          <w:insideV w:val="none" w:sz="0" w:space="0" w:color="auto"/>
+        </w:tblBorders>
         <w:tblLook w:firstRow="1" w:lastRow="0" w:firstColumn="0" w:lastColumn="0" w:noHBand="0" w:noVBand="0" w:val="0020"/>
       </w:tblPr>
       <w:tblGrid>
@@ -6442,7 +6578,11 @@
           <w:tblHeader w:val="on"/>
         </w:trPr>
         <w:tc>
-          <w:tcPr/>
+          <w:tcPr>
+            <w:tcBorders>
+              <w:bottom w:val="single" w:sz="8" w:space="0" w:color="000000"/>
+            </w:tcBorders>
+          </w:tcPr>
           <w:p>
             <w:pPr>
               <w:pStyle w:val="Compact"/>
@@ -6465,7 +6605,11 @@
           </w:p>
         </w:tc>
         <w:tc>
-          <w:tcPr/>
+          <w:tcPr>
+            <w:tcBorders>
+              <w:bottom w:val="single" w:sz="8" w:space="0" w:color="000000"/>
+            </w:tcBorders>
+          </w:tcPr>
           <w:p>
             <w:pPr>
               <w:pStyle w:val="Compact"/>
@@ -6488,7 +6632,11 @@
           </w:p>
         </w:tc>
         <w:tc>
-          <w:tcPr/>
+          <w:tcPr>
+            <w:tcBorders>
+              <w:bottom w:val="single" w:sz="8" w:space="0" w:color="000000"/>
+            </w:tcBorders>
+          </w:tcPr>
           <w:p>
             <w:pPr>
               <w:pStyle w:val="Compact"/>
@@ -6534,7 +6682,11 @@
           </w:p>
         </w:tc>
         <w:tc>
-          <w:tcPr/>
+          <w:tcPr>
+            <w:tcBorders>
+              <w:bottom w:val="single" w:sz="8" w:space="0" w:color="000000"/>
+            </w:tcBorders>
+          </w:tcPr>
           <w:p>
             <w:pPr>
               <w:pStyle w:val="Compact"/>
@@ -7406,6 +7558,14 @@
       <w:tblPr>
         <w:tblStyle w:val="Table"/>
         <w:tblW w:type="auto" w:w="0"/>
+        <w:tblBorders>
+          <w:top w:val="single" w:sz="12" w:space="0" w:color="000000"/>
+          <w:left w:val="none" w:sz="0" w:space="0" w:color="auto"/>
+          <w:bottom w:val="single" w:sz="12" w:space="0" w:color="000000"/>
+          <w:right w:val="none" w:sz="0" w:space="0" w:color="auto"/>
+          <w:insideH w:val="none" w:sz="0" w:space="0" w:color="auto"/>
+          <w:insideV w:val="none" w:sz="0" w:space="0" w:color="auto"/>
+        </w:tblBorders>
         <w:tblLook w:firstRow="1" w:lastRow="0" w:firstColumn="0" w:lastColumn="0" w:noHBand="0" w:noVBand="0" w:val="0020"/>
       </w:tblPr>
       <w:tblGrid>
@@ -7417,7 +7577,11 @@
           <w:tblHeader w:val="on"/>
         </w:trPr>
         <w:tc>
-          <w:tcPr/>
+          <w:tcPr>
+            <w:tcBorders>
+              <w:bottom w:val="single" w:sz="8" w:space="0" w:color="000000"/>
+            </w:tcBorders>
+          </w:tcPr>
           <w:p>
             <w:pPr>
               <w:pStyle w:val="Compact"/>
@@ -7433,7 +7597,11 @@
           </w:p>
         </w:tc>
         <w:tc>
-          <w:tcPr/>
+          <w:tcPr>
+            <w:tcBorders>
+              <w:bottom w:val="single" w:sz="8" w:space="0" w:color="000000"/>
+            </w:tcBorders>
+          </w:tcPr>
           <w:p>
             <w:pPr>
               <w:pStyle w:val="Compact"/>
@@ -8380,6 +8548,14 @@
         <w:tblStyle w:val="Table"/>
         <w:tblW w:type="pct" w:w="5000"/>
         <w:tblLayout w:type="fixed"/>
+        <w:tblBorders>
+          <w:top w:val="single" w:sz="12" w:space="0" w:color="000000"/>
+          <w:left w:val="none" w:sz="0" w:space="0" w:color="auto"/>
+          <w:bottom w:val="single" w:sz="12" w:space="0" w:color="000000"/>
+          <w:right w:val="none" w:sz="0" w:space="0" w:color="auto"/>
+          <w:insideH w:val="none" w:sz="0" w:space="0" w:color="auto"/>
+          <w:insideV w:val="none" w:sz="0" w:space="0" w:color="auto"/>
+        </w:tblBorders>
         <w:tblLook w:firstRow="1" w:lastRow="0" w:firstColumn="0" w:lastColumn="0" w:noHBand="0" w:noVBand="0" w:val="0020"/>
       </w:tblPr>
       <w:tblGrid>
@@ -8391,7 +8567,11 @@
           <w:tblHeader w:val="on"/>
         </w:trPr>
         <w:tc>
-          <w:tcPr/>
+          <w:tcPr>
+            <w:tcBorders>
+              <w:bottom w:val="single" w:sz="8" w:space="0" w:color="000000"/>
+            </w:tcBorders>
+          </w:tcPr>
           <w:p>
             <w:pPr>
               <w:pStyle w:val="Compact"/>
@@ -8407,7 +8587,11 @@
           </w:p>
         </w:tc>
         <w:tc>
-          <w:tcPr/>
+          <w:tcPr>
+            <w:tcBorders>
+              <w:bottom w:val="single" w:sz="8" w:space="0" w:color="000000"/>
+            </w:tcBorders>
+          </w:tcPr>
           <w:p>
             <w:pPr>
               <w:pStyle w:val="Compact"/>
@@ -8500,6 +8684,7 @@
           <w:p>
             <w:pPr>
               <w:pStyle w:val="Compact"/>
+              <w:spacing w:before="0" w:after="0"/>
               <w:jc w:val="center"/>
             </w:pPr>
             <w:r>
@@ -9203,6 +9388,14 @@
       <w:tblPr>
         <w:tblStyle w:val="Table"/>
         <w:tblW w:type="auto" w:w="0"/>
+        <w:tblBorders>
+          <w:top w:val="single" w:sz="12" w:space="0" w:color="000000"/>
+          <w:left w:val="none" w:sz="0" w:space="0" w:color="auto"/>
+          <w:bottom w:val="single" w:sz="12" w:space="0" w:color="000000"/>
+          <w:right w:val="none" w:sz="0" w:space="0" w:color="auto"/>
+          <w:insideH w:val="none" w:sz="0" w:space="0" w:color="auto"/>
+          <w:insideV w:val="none" w:sz="0" w:space="0" w:color="auto"/>
+        </w:tblBorders>
         <w:tblLook w:firstRow="1" w:lastRow="0" w:firstColumn="0" w:lastColumn="0" w:noHBand="0" w:noVBand="0" w:val="0020"/>
       </w:tblPr>
       <w:tblGrid>
@@ -9214,7 +9407,11 @@
           <w:tblHeader w:val="on"/>
         </w:trPr>
         <w:tc>
-          <w:tcPr/>
+          <w:tcPr>
+            <w:tcBorders>
+              <w:bottom w:val="single" w:sz="8" w:space="0" w:color="000000"/>
+            </w:tcBorders>
+          </w:tcPr>
           <w:p>
             <w:pPr>
               <w:pStyle w:val="Compact"/>
@@ -9230,7 +9427,11 @@
           </w:p>
         </w:tc>
         <w:tc>
-          <w:tcPr/>
+          <w:tcPr>
+            <w:tcBorders>
+              <w:bottom w:val="single" w:sz="8" w:space="0" w:color="000000"/>
+            </w:tcBorders>
+          </w:tcPr>
           <w:p>
             <w:pPr>
               <w:pStyle w:val="Compact"/>
@@ -10212,6 +10413,14 @@
       <w:tblPr>
         <w:tblStyle w:val="Table"/>
         <w:tblW w:type="auto" w:w="0"/>
+        <w:tblBorders>
+          <w:top w:val="single" w:sz="12" w:space="0" w:color="000000"/>
+          <w:left w:val="none" w:sz="0" w:space="0" w:color="auto"/>
+          <w:bottom w:val="single" w:sz="12" w:space="0" w:color="000000"/>
+          <w:right w:val="none" w:sz="0" w:space="0" w:color="auto"/>
+          <w:insideH w:val="none" w:sz="0" w:space="0" w:color="auto"/>
+          <w:insideV w:val="none" w:sz="0" w:space="0" w:color="auto"/>
+        </w:tblBorders>
         <w:tblLook w:firstRow="1" w:lastRow="0" w:firstColumn="0" w:lastColumn="0" w:noHBand="0" w:noVBand="0" w:val="0020"/>
       </w:tblPr>
       <w:tblGrid>
@@ -10223,7 +10432,11 @@
           <w:tblHeader w:val="on"/>
         </w:trPr>
         <w:tc>
-          <w:tcPr/>
+          <w:tcPr>
+            <w:tcBorders>
+              <w:bottom w:val="single" w:sz="8" w:space="0" w:color="000000"/>
+            </w:tcBorders>
+          </w:tcPr>
           <w:p>
             <w:pPr>
               <w:pStyle w:val="Compact"/>
@@ -10239,7 +10452,11 @@
           </w:p>
         </w:tc>
         <w:tc>
-          <w:tcPr/>
+          <w:tcPr>
+            <w:tcBorders>
+              <w:bottom w:val="single" w:sz="8" w:space="0" w:color="000000"/>
+            </w:tcBorders>
+          </w:tcPr>
           <w:p>
             <w:pPr>
               <w:pStyle w:val="Compact"/>
@@ -10750,8 +10967,8 @@
     <w:p>
       <w:pPr>
         <w:pStyle w:val="BodyText"/>
+        <w:spacing w:before="0" w:after="0"/>
         <w:ind w:left="480" w:hanging="480"/>
-        <w:spacing w:after="0"/>
       </w:pPr>
       <w:r>
         <w:rPr>
@@ -10833,8 +11050,8 @@
     <w:p>
       <w:pPr>
         <w:pStyle w:val="BodyText"/>
+        <w:spacing w:before="0" w:after="0"/>
         <w:ind w:left="480" w:hanging="480"/>
-        <w:spacing w:before="0" w:after="0"/>
       </w:pPr>
       <w:r>
         <w:rPr>
@@ -10896,8 +11113,8 @@
     <w:p>
       <w:pPr>
         <w:pStyle w:val="BodyText"/>
+        <w:spacing w:before="0" w:after="0"/>
         <w:ind w:left="480" w:hanging="480"/>
-        <w:spacing w:before="0" w:after="0"/>
       </w:pPr>
       <w:r>
         <w:rPr>
@@ -10988,8 +11205,8 @@
     <w:p>
       <w:pPr>
         <w:pStyle w:val="BodyText"/>
+        <w:spacing w:before="0" w:after="0"/>
         <w:ind w:left="480" w:hanging="480"/>
-        <w:spacing w:before="0" w:after="180"/>
       </w:pPr>
       <w:r>
         <w:rPr>
@@ -11088,8 +11305,8 @@
     <w:p>
       <w:pPr>
         <w:pStyle w:val="BodyText"/>
+        <w:spacing w:before="0" w:after="0"/>
         <w:ind w:left="480" w:hanging="480"/>
-        <w:spacing w:after="0"/>
       </w:pPr>
       <w:r>
         <w:rPr>
@@ -11171,8 +11388,8 @@
     <w:p>
       <w:pPr>
         <w:pStyle w:val="BodyText"/>
+        <w:spacing w:before="0" w:after="0"/>
         <w:ind w:left="480" w:hanging="480"/>
-        <w:spacing w:before="0" w:after="0"/>
       </w:pPr>
       <w:r>
         <w:rPr>
@@ -11284,8 +11501,8 @@
     <w:p>
       <w:pPr>
         <w:pStyle w:val="BodyText"/>
+        <w:spacing w:before="0" w:after="0"/>
         <w:ind w:left="480" w:hanging="480"/>
-        <w:spacing w:before="0" w:after="0"/>
       </w:pPr>
       <w:r>
         <w:rPr>
@@ -11385,8 +11602,8 @@
     <w:p>
       <w:pPr>
         <w:pStyle w:val="BodyText"/>
+        <w:spacing w:before="0" w:after="0"/>
         <w:ind w:left="480" w:hanging="480"/>
-        <w:spacing w:before="0" w:after="180"/>
       </w:pPr>
       <w:r>
         <w:rPr>
@@ -11529,8 +11746,8 @@
     <w:p>
       <w:pPr>
         <w:pStyle w:val="BodyText"/>
+        <w:spacing w:before="0" w:after="0"/>
         <w:ind w:left="480" w:hanging="480"/>
-        <w:spacing w:after="0"/>
       </w:pPr>
       <w:r>
         <w:rPr>
@@ -11554,20 +11771,57 @@
     <w:p>
       <w:pPr>
         <w:pStyle w:val="BodyText"/>
+        <w:spacing w:before="0" w:after="0"/>
         <w:ind w:left="480" w:hanging="480"/>
+      </w:pPr>
+      <w:r>
+        <w:rPr>
+          <w:rFonts w:ascii="Times New Roman" w:hAnsi="Times New Roman" w:eastAsia="Times New Roman" w:cs="Times New Roman"/>
+        </w:rPr>
+        <w:t xml:space="preserve">B. </w:t>
+      </w:r>
+      <w:r>
+        <w:rPr>
+          <w:rFonts w:hint="eastAsia" w:ascii="Times New Roman" w:hAnsi="Times New Roman" w:eastAsia="FangSong" w:cs="Times New Roman"/>
+        </w:rPr>
+        <w:t>引发速率降低</w:t>
+      </w:r>
+      <w:r>
+        <w:rPr>
+          <w:rFonts w:hint="eastAsia" w:ascii="Times New Roman" w:hAnsi="Times New Roman" w:eastAsia="Times New Roman" w:cs="Times New Roman"/>
+        </w:rPr>
+        <w:t>，</w:t>
+      </w:r>
+      <w:r>
+        <w:rPr>
+          <w:rFonts w:hint="eastAsia" w:ascii="Times New Roman" w:hAnsi="Times New Roman" w:eastAsia="FangSong" w:cs="Times New Roman"/>
+        </w:rPr>
+        <w:t>链传递速率升高</w:t>
+      </w:r>
+      <w:r>
+        <w:rPr>
+          <w:rFonts w:ascii="Times New Roman" w:hAnsi="Times New Roman" w:eastAsia="Times New Roman" w:cs="Times New Roman"/>
+        </w:rPr>
+        <w:t xml:space="preserve"> </w:t>
+      </w:r>
+    </w:p>
+    <w:p>
+      <w:pPr>
+        <w:pStyle w:val="BodyText"/>
         <w:spacing w:before="0" w:after="0"/>
-      </w:pPr>
-      <w:r>
-        <w:rPr>
-          <w:rFonts w:ascii="Times New Roman" w:hAnsi="Times New Roman" w:eastAsia="Times New Roman" w:cs="Times New Roman"/>
-        </w:rPr>
-        <w:t xml:space="preserve">B. </w:t>
-      </w:r>
-      <w:r>
-        <w:rPr>
-          <w:rFonts w:hint="eastAsia" w:ascii="Times New Roman" w:hAnsi="Times New Roman" w:eastAsia="FangSong" w:cs="Times New Roman"/>
-        </w:rPr>
-        <w:t>引发速率降低</w:t>
+        <w:ind w:left="480" w:hanging="480"/>
+      </w:pPr>
+      <w:r>
+        <w:rPr>
+          <w:rFonts w:ascii="Times New Roman" w:hAnsi="Times New Roman" w:eastAsia="Times New Roman" w:cs="Times New Roman"/>
+        </w:rPr>
+        <w:t xml:space="preserve">C. </w:t>
+      </w:r>
+      <w:r>
+        <w:rPr>
+          <w:rFonts w:hint="eastAsia" w:ascii="Times New Roman" w:hAnsi="Times New Roman" w:eastAsia="FangSong" w:cs="Times New Roman"/>
+        </w:rPr>
+        <w:t>引发速率升高</w:t>
       </w:r>
       <w:r>
         <w:rPr>
@@ -11579,7 +11833,7 @@
         <w:rPr>
           <w:rFonts w:hint="eastAsia" w:ascii="Times New Roman" w:hAnsi="Times New Roman" w:eastAsia="FangSong" w:cs="Times New Roman"/>
         </w:rPr>
-        <w:t>链传递速率升高</w:t>
+        <w:t>链传递速率降低</w:t>
       </w:r>
       <w:r>
         <w:rPr>
@@ -11591,45 +11845,8 @@
     <w:p>
       <w:pPr>
         <w:pStyle w:val="BodyText"/>
+        <w:spacing w:before="0" w:after="0"/>
         <w:ind w:left="480" w:hanging="480"/>
-        <w:spacing w:before="0" w:after="0"/>
-      </w:pPr>
-      <w:r>
-        <w:rPr>
-          <w:rFonts w:ascii="Times New Roman" w:hAnsi="Times New Roman" w:eastAsia="Times New Roman" w:cs="Times New Roman"/>
-        </w:rPr>
-        <w:t xml:space="preserve">C. </w:t>
-      </w:r>
-      <w:r>
-        <w:rPr>
-          <w:rFonts w:hint="eastAsia" w:ascii="Times New Roman" w:hAnsi="Times New Roman" w:eastAsia="FangSong" w:cs="Times New Roman"/>
-        </w:rPr>
-        <w:t>引发速率升高</w:t>
-      </w:r>
-      <w:r>
-        <w:rPr>
-          <w:rFonts w:hint="eastAsia" w:ascii="Times New Roman" w:hAnsi="Times New Roman" w:eastAsia="Times New Roman" w:cs="Times New Roman"/>
-        </w:rPr>
-        <w:t>，</w:t>
-      </w:r>
-      <w:r>
-        <w:rPr>
-          <w:rFonts w:hint="eastAsia" w:ascii="Times New Roman" w:hAnsi="Times New Roman" w:eastAsia="FangSong" w:cs="Times New Roman"/>
-        </w:rPr>
-        <w:t>链传递速率降低</w:t>
-      </w:r>
-      <w:r>
-        <w:rPr>
-          <w:rFonts w:ascii="Times New Roman" w:hAnsi="Times New Roman" w:eastAsia="Times New Roman" w:cs="Times New Roman"/>
-        </w:rPr>
-        <w:t xml:space="preserve"> </w:t>
-      </w:r>
-    </w:p>
-    <w:p>
-      <w:pPr>
-        <w:pStyle w:val="BodyText"/>
-        <w:ind w:left="480" w:hanging="480"/>
-        <w:spacing w:before="0" w:after="180"/>
       </w:pPr>
       <w:r>
         <w:rPr>
@@ -11702,8 +11919,8 @@
     <w:p>
       <w:pPr>
         <w:pStyle w:val="BodyText"/>
+        <w:spacing w:before="0" w:after="0"/>
         <w:ind w:left="480" w:hanging="480"/>
-        <w:spacing w:after="0"/>
       </w:pPr>
       <w:r>
         <w:rPr>
@@ -11727,20 +11944,45 @@
     <w:p>
       <w:pPr>
         <w:pStyle w:val="BodyText"/>
+        <w:spacing w:before="0" w:after="0"/>
         <w:ind w:left="480" w:hanging="480"/>
+      </w:pPr>
+      <w:r>
+        <w:rPr>
+          <w:rFonts w:ascii="Times New Roman" w:hAnsi="Times New Roman" w:eastAsia="Times New Roman" w:cs="Times New Roman"/>
+        </w:rPr>
+        <w:t xml:space="preserve">B. </w:t>
+      </w:r>
+      <w:r>
+        <w:rPr>
+          <w:rFonts w:hint="eastAsia" w:ascii="Times New Roman" w:hAnsi="Times New Roman" w:eastAsia="FangSong" w:cs="Times New Roman"/>
+        </w:rPr>
+        <w:t xml:space="preserve">升高</w:t>
+      </w:r>
+      <w:r>
+        <w:rPr>
+          <w:rFonts w:ascii="Times New Roman" w:hAnsi="Times New Roman" w:eastAsia="Times New Roman" w:cs="Times New Roman"/>
+        </w:rPr>
+        <w:t xml:space="preserve"> </w:t>
+      </w:r>
+    </w:p>
+    <w:p>
+      <w:pPr>
+        <w:pStyle w:val="BodyText"/>
         <w:spacing w:before="0" w:after="0"/>
-      </w:pPr>
-      <w:r>
-        <w:rPr>
-          <w:rFonts w:ascii="Times New Roman" w:hAnsi="Times New Roman" w:eastAsia="Times New Roman" w:cs="Times New Roman"/>
-        </w:rPr>
-        <w:t xml:space="preserve">B. </w:t>
-      </w:r>
-      <w:r>
-        <w:rPr>
-          <w:rFonts w:hint="eastAsia" w:ascii="Times New Roman" w:hAnsi="Times New Roman" w:eastAsia="FangSong" w:cs="Times New Roman"/>
-        </w:rPr>
-        <w:t xml:space="preserve">升高</w:t>
+        <w:ind w:left="480" w:hanging="480"/>
+      </w:pPr>
+      <w:r>
+        <w:rPr>
+          <w:rFonts w:ascii="Times New Roman" w:hAnsi="Times New Roman" w:eastAsia="Times New Roman" w:cs="Times New Roman"/>
+        </w:rPr>
+        <w:t xml:space="preserve">C. </w:t>
+      </w:r>
+      <w:r>
+        <w:rPr>
+          <w:rFonts w:hint="eastAsia" w:ascii="Times New Roman" w:hAnsi="Times New Roman" w:eastAsia="FangSong" w:cs="Times New Roman"/>
+        </w:rPr>
+        <w:t xml:space="preserve">不变</w:t>
       </w:r>
       <w:r>
         <w:rPr>
@@ -11752,33 +11994,8 @@
     <w:p>
       <w:pPr>
         <w:pStyle w:val="BodyText"/>
+        <w:spacing w:before="0" w:after="0"/>
         <w:ind w:left="480" w:hanging="480"/>
-        <w:spacing w:before="0" w:after="0"/>
-      </w:pPr>
-      <w:r>
-        <w:rPr>
-          <w:rFonts w:ascii="Times New Roman" w:hAnsi="Times New Roman" w:eastAsia="Times New Roman" w:cs="Times New Roman"/>
-        </w:rPr>
-        <w:t xml:space="preserve">C. </w:t>
-      </w:r>
-      <w:r>
-        <w:rPr>
-          <w:rFonts w:hint="eastAsia" w:ascii="Times New Roman" w:hAnsi="Times New Roman" w:eastAsia="FangSong" w:cs="Times New Roman"/>
-        </w:rPr>
-        <w:t xml:space="preserve">不变</w:t>
-      </w:r>
-      <w:r>
-        <w:rPr>
-          <w:rFonts w:ascii="Times New Roman" w:hAnsi="Times New Roman" w:eastAsia="Times New Roman" w:cs="Times New Roman"/>
-        </w:rPr>
-        <w:t xml:space="preserve"> </w:t>
-      </w:r>
-    </w:p>
-    <w:p>
-      <w:pPr>
-        <w:pStyle w:val="BodyText"/>
-        <w:ind w:left="480" w:hanging="480"/>
-        <w:spacing w:before="0" w:after="180"/>
       </w:pPr>
       <w:r>
         <w:rPr>
@@ -14839,6 +15056,14 @@
         <w:tblStyle w:val="Table"/>
         <w:tblW w:type="pct" w:w="5000"/>
         <w:tblLayout w:type="fixed"/>
+        <w:tblBorders>
+          <w:top w:val="single" w:sz="12" w:space="0" w:color="000000"/>
+          <w:left w:val="none" w:sz="0" w:space="0" w:color="auto"/>
+          <w:bottom w:val="single" w:sz="12" w:space="0" w:color="000000"/>
+          <w:right w:val="none" w:sz="0" w:space="0" w:color="auto"/>
+          <w:insideH w:val="none" w:sz="0" w:space="0" w:color="auto"/>
+          <w:insideV w:val="none" w:sz="0" w:space="0" w:color="auto"/>
+        </w:tblBorders>
         <w:tblLook w:firstRow="1" w:lastRow="0" w:firstColumn="0" w:lastColumn="0" w:noHBand="0" w:noVBand="0" w:val="0020"/>
       </w:tblPr>
       <w:tblGrid>
@@ -14857,7 +15082,11 @@
           <w:tblHeader w:val="on"/>
         </w:trPr>
         <w:tc>
-          <w:tcPr/>
+          <w:tcPr>
+            <w:tcBorders>
+              <w:bottom w:val="single" w:sz="8" w:space="0" w:color="000000"/>
+            </w:tcBorders>
+          </w:tcPr>
           <w:p>
             <w:pPr>
               <w:pStyle w:val="Compact"/>
@@ -14888,7 +15117,11 @@
           </w:p>
         </w:tc>
         <w:tc>
-          <w:tcPr/>
+          <w:tcPr>
+            <w:tcBorders>
+              <w:bottom w:val="single" w:sz="8" w:space="0" w:color="000000"/>
+            </w:tcBorders>
+          </w:tcPr>
           <w:p>
             <w:pPr>
               <w:pStyle w:val="Compact"/>
@@ -14904,7 +15137,11 @@
           </w:p>
         </w:tc>
         <w:tc>
-          <w:tcPr/>
+          <w:tcPr>
+            <w:tcBorders>
+              <w:bottom w:val="single" w:sz="8" w:space="0" w:color="000000"/>
+            </w:tcBorders>
+          </w:tcPr>
           <w:p>
             <w:pPr>
               <w:pStyle w:val="Compact"/>
@@ -14920,7 +15157,11 @@
           </w:p>
         </w:tc>
         <w:tc>
-          <w:tcPr/>
+          <w:tcPr>
+            <w:tcBorders>
+              <w:bottom w:val="single" w:sz="8" w:space="0" w:color="000000"/>
+            </w:tcBorders>
+          </w:tcPr>
           <w:p>
             <w:pPr>
               <w:pStyle w:val="Compact"/>
@@ -14936,7 +15177,11 @@
           </w:p>
         </w:tc>
         <w:tc>
-          <w:tcPr/>
+          <w:tcPr>
+            <w:tcBorders>
+              <w:bottom w:val="single" w:sz="8" w:space="0" w:color="000000"/>
+            </w:tcBorders>
+          </w:tcPr>
           <w:p>
             <w:pPr>
               <w:pStyle w:val="Compact"/>
@@ -14952,7 +15197,11 @@
           </w:p>
         </w:tc>
         <w:tc>
-          <w:tcPr/>
+          <w:tcPr>
+            <w:tcBorders>
+              <w:bottom w:val="single" w:sz="8" w:space="0" w:color="000000"/>
+            </w:tcBorders>
+          </w:tcPr>
           <w:p>
             <w:pPr>
               <w:pStyle w:val="Compact"/>
@@ -14968,7 +15217,11 @@
           </w:p>
         </w:tc>
         <w:tc>
-          <w:tcPr/>
+          <w:tcPr>
+            <w:tcBorders>
+              <w:bottom w:val="single" w:sz="8" w:space="0" w:color="000000"/>
+            </w:tcBorders>
+          </w:tcPr>
           <w:p>
             <w:pPr>
               <w:pStyle w:val="Compact"/>
@@ -14984,7 +15237,11 @@
           </w:p>
         </w:tc>
         <w:tc>
-          <w:tcPr/>
+          <w:tcPr>
+            <w:tcBorders>
+              <w:bottom w:val="single" w:sz="8" w:space="0" w:color="000000"/>
+            </w:tcBorders>
+          </w:tcPr>
           <w:p>
             <w:pPr>
               <w:pStyle w:val="Compact"/>
@@ -15000,7 +15257,11 @@
           </w:p>
         </w:tc>
         <w:tc>
-          <w:tcPr/>
+          <w:tcPr>
+            <w:tcBorders>
+              <w:bottom w:val="single" w:sz="8" w:space="0" w:color="000000"/>
+            </w:tcBorders>
+          </w:tcPr>
           <w:p>
             <w:pPr>
               <w:pStyle w:val="Compact"/>
@@ -16345,6 +16606,14 @@
       <w:tblPr>
         <w:tblStyle w:val="Table"/>
         <w:tblW w:type="auto" w:w="0"/>
+        <w:tblBorders>
+          <w:top w:val="single" w:sz="12" w:space="0" w:color="000000"/>
+          <w:left w:val="none" w:sz="0" w:space="0" w:color="auto"/>
+          <w:bottom w:val="single" w:sz="12" w:space="0" w:color="000000"/>
+          <w:right w:val="none" w:sz="0" w:space="0" w:color="auto"/>
+          <w:insideH w:val="none" w:sz="0" w:space="0" w:color="auto"/>
+          <w:insideV w:val="none" w:sz="0" w:space="0" w:color="auto"/>
+        </w:tblBorders>
         <w:tblLook w:firstRow="1" w:lastRow="0" w:firstColumn="0" w:lastColumn="0" w:noHBand="0" w:noVBand="0" w:val="0020"/>
       </w:tblPr>
       <w:tblGrid>
@@ -16356,7 +16625,11 @@
           <w:tblHeader w:val="on"/>
         </w:trPr>
         <w:tc>
-          <w:tcPr/>
+          <w:tcPr>
+            <w:tcBorders>
+              <w:bottom w:val="single" w:sz="8" w:space="0" w:color="000000"/>
+            </w:tcBorders>
+          </w:tcPr>
           <w:p>
             <w:pPr>
               <w:pStyle w:val="Compact"/>
@@ -16372,7 +16645,11 @@
           </w:p>
         </w:tc>
         <w:tc>
-          <w:tcPr/>
+          <w:tcPr>
+            <w:tcBorders>
+              <w:bottom w:val="single" w:sz="8" w:space="0" w:color="000000"/>
+            </w:tcBorders>
+          </w:tcPr>
           <w:p>
             <w:pPr>
               <w:pStyle w:val="Compact"/>
@@ -18000,6 +18277,14 @@
       <w:tblPr>
         <w:tblStyle w:val="Table"/>
         <w:tblW w:type="auto" w:w="0"/>
+        <w:tblBorders>
+          <w:top w:val="single" w:sz="12" w:space="0" w:color="000000"/>
+          <w:left w:val="none" w:sz="0" w:space="0" w:color="auto"/>
+          <w:bottom w:val="single" w:sz="12" w:space="0" w:color="000000"/>
+          <w:right w:val="none" w:sz="0" w:space="0" w:color="auto"/>
+          <w:insideH w:val="none" w:sz="0" w:space="0" w:color="auto"/>
+          <w:insideV w:val="none" w:sz="0" w:space="0" w:color="auto"/>
+        </w:tblBorders>
         <w:tblLook w:firstRow="1" w:lastRow="0" w:firstColumn="0" w:lastColumn="0" w:noHBand="0" w:noVBand="0" w:val="0020"/>
       </w:tblPr>
       <w:tblGrid>
@@ -18011,7 +18296,11 @@
           <w:tblHeader w:val="on"/>
         </w:trPr>
         <w:tc>
-          <w:tcPr/>
+          <w:tcPr>
+            <w:tcBorders>
+              <w:bottom w:val="single" w:sz="8" w:space="0" w:color="000000"/>
+            </w:tcBorders>
+          </w:tcPr>
           <w:p>
             <w:pPr>
               <w:pStyle w:val="Compact"/>
@@ -18027,7 +18316,11 @@
           </w:p>
         </w:tc>
         <w:tc>
-          <w:tcPr/>
+          <w:tcPr>
+            <w:tcBorders>
+              <w:bottom w:val="single" w:sz="8" w:space="0" w:color="000000"/>
+            </w:tcBorders>
+          </w:tcPr>
           <w:p>
             <w:pPr>
               <w:pStyle w:val="Compact"/>
@@ -18704,7 +18997,7 @@
     <ns0:rPr>
       <ns0:rFonts ns0:ascii="Times New Roman" ns0:cs="Times New Roman" ns0:eastAsia="SimHei" ns0:hAnsi="Times New Roman"/>
       <ns0:b/>
-      <ns0:color ns0:val="17324D"/>
+      <ns0:color ns0:val="000000"/>
       <ns0:sz ns0:val="44"/>
       <ns0:szCs ns0:val="56"/>
     </ns0:rPr>
@@ -18846,7 +19139,7 @@
     <ns0:rPr>
       <ns0:rFonts ns0:ascii="Times New Roman" ns0:cs="Times New Roman" ns0:eastAsia="SimHei" ns0:hAnsi="Times New Roman"/>
       <ns0:b/>
-      <ns0:color ns0:val="17324D"/>
+      <ns0:color ns0:val="000000"/>
       <ns0:sz ns0:val="32"/>
       <ns0:szCs ns0:val="40"/>
     </ns0:rPr>
@@ -18870,7 +19163,7 @@
     <ns0:rPr>
       <ns0:rFonts ns0:ascii="Times New Roman" ns0:cs="Times New Roman" ns0:eastAsia="SimHei" ns0:hAnsi="Times New Roman"/>
       <ns0:b/>
-      <ns0:color ns0:val="17324D"/>
+      <ns0:color ns0:val="000000"/>
       <ns0:sz ns0:val="28"/>
       <ns0:szCs ns0:val="32"/>
     </ns0:rPr>
@@ -18894,7 +19187,7 @@
     <ns0:rPr>
       <ns0:rFonts ns0:ascii="Times New Roman" ns0:cs="Times New Roman" ns0:eastAsia="SimHei" ns0:hAnsi="Times New Roman"/>
       <ns0:b/>
-      <ns0:color ns0:val="17324D"/>
+      <ns0:color ns0:val="000000"/>
       <ns0:sz ns0:val="25"/>
       <ns0:szCs ns0:val="28"/>
     </ns0:rPr>
